--- a/tests/golden/sample-all-flags.docx
+++ b/tests/golden/sample-all-flags.docx
@@ -3,7 +3,9 @@
 <w:document xmlns:w="http://schemas.openxmlformats.org/wordprocessingml/2006/main" xmlns:r="http://schemas.openxmlformats.org/officeDocument/2006/relationships" xmlns:wp="http://schemas.openxmlformats.org/drawingml/2006/wordprocessingDrawing" xmlns:a="http://schemas.openxmlformats.org/drawingml/2006/main" xmlns:pic="http://schemas.openxmlformats.org/drawingml/2006/picture">
   <w:body>
     <w:p>
-      <w:pPr/>
+      <w:pPr>
+        <w:pStyle w:val="TOC1"/>
+      </w:pPr>
       <w:r>
         <w:rPr>
           <w:cs/>
@@ -24,6 +26,50 @@
           <w:lang w:val="en-US" w:bidi="th-TH"/>
         </w:rPr>
         <w:fldChar w:fldCharType="separate"/>
+      </w:r>
+      <w:r>
+        <w:rPr>
+          <w:cs/>
+          <w:lang w:val="en-US" w:bidi="th-TH"/>
+        </w:rPr>
+        <w:t xml:space="preserve">รายงานทดสอบการสร้างเอกสาร</w:t>
+      </w:r>
+    </w:p>
+    <w:p>
+      <w:pPr>
+        <w:pStyle w:val="TOC2"/>
+      </w:pPr>
+      <w:r>
+        <w:rPr>
+          <w:cs/>
+          <w:lang w:val="en-US" w:bidi="th-TH"/>
+        </w:rPr>
+        <w:t xml:space="preserve">รายการ</w:t>
+      </w:r>
+    </w:p>
+    <w:p>
+      <w:pPr>
+        <w:pStyle w:val="TOC3"/>
+      </w:pPr>
+      <w:r>
+        <w:rPr>
+          <w:cs/>
+          <w:lang w:val="en-US" w:bidi="th-TH"/>
+        </w:rPr>
+        <w:t xml:space="preserve">ตาราง</w:t>
+      </w:r>
+    </w:p>
+    <w:p>
+      <w:pPr>
+        <w:pStyle w:val="TOC2"/>
+        <w:jc w:val="left"/>
+      </w:pPr>
+      <w:r>
+        <w:rPr>
+          <w:cs/>
+          <w:lang w:val="en-US" w:bidi="th-TH"/>
+        </w:rPr>
+        <w:t xml:space="preserve">Setext heading</w:t>
       </w:r>
       <w:r>
         <w:rPr>
@@ -483,6 +529,10 @@
           <w:insideV w:val="single" w:sz="4" w:space="0" w:color="808080"/>
         </w:tblBorders>
         <w:tblLayout w:type="autofit"/>
+        <w:tblCellMar>
+          <w:left w:w="108" w:type="dxa"/>
+          <w:right w:w="108" w:type="dxa"/>
+        </w:tblCellMar>
       </w:tblPr>
       <w:tblGrid>
         <w:gridCol w:w="3120"/>
@@ -498,7 +548,9 @@
             <w:tcW w:w="3120" w:type="dxa"/>
           </w:tcPr>
           <w:p>
-            <w:pPr/>
+            <w:pPr>
+              <w:spacing w:after="0"/>
+            </w:pPr>
             <w:r>
               <w:rPr>
                 <w:b/>
@@ -516,6 +568,7 @@
           </w:tcPr>
           <w:p>
             <w:pPr>
+              <w:spacing w:after="0"/>
               <w:jc w:val="right"/>
             </w:pPr>
             <w:r>
@@ -535,6 +588,7 @@
           </w:tcPr>
           <w:p>
             <w:pPr>
+              <w:spacing w:after="0"/>
               <w:jc w:val="center"/>
             </w:pPr>
             <w:r>
@@ -555,7 +609,9 @@
             <w:tcW w:w="3120" w:type="dxa"/>
           </w:tcPr>
           <w:p>
-            <w:pPr/>
+            <w:pPr>
+              <w:spacing w:after="0"/>
+            </w:pPr>
             <w:r>
               <w:rPr>
                 <w:cs/>
@@ -571,6 +627,7 @@
           </w:tcPr>
           <w:p>
             <w:pPr>
+              <w:spacing w:after="0"/>
               <w:jc w:val="right"/>
             </w:pPr>
             <w:r>
@@ -588,6 +645,7 @@
           </w:tcPr>
           <w:p>
             <w:pPr>
+              <w:spacing w:after="0"/>
               <w:jc w:val="center"/>
             </w:pPr>
             <w:r>
@@ -606,7 +664,9 @@
             <w:tcW w:w="3120" w:type="dxa"/>
           </w:tcPr>
           <w:p>
-            <w:pPr/>
+            <w:pPr>
+              <w:spacing w:after="0"/>
+            </w:pPr>
             <w:r>
               <w:rPr>
                 <w:cs/>
@@ -622,6 +682,7 @@
           </w:tcPr>
           <w:p>
             <w:pPr>
+              <w:spacing w:after="0"/>
               <w:jc w:val="right"/>
             </w:pPr>
             <w:r>
@@ -639,6 +700,7 @@
           </w:tcPr>
           <w:p>
             <w:pPr>
+              <w:spacing w:after="0"/>
               <w:jc w:val="center"/>
             </w:pPr>
             <w:r>
@@ -696,6 +758,7 @@
     <w:p>
       <w:pPr>
         <w:pStyle w:val="CodeBlock"/>
+        <w:jc w:val="left"/>
       </w:pPr>
       <w:r>
         <w:rPr>
@@ -708,6 +771,7 @@
     <w:p>
       <w:pPr>
         <w:pStyle w:val="CodeBlock"/>
+        <w:jc w:val="left"/>
       </w:pPr>
       <w:r>
         <w:rPr>
@@ -745,6 +809,7 @@
     <w:p>
       <w:pPr>
         <w:pStyle w:val="CodeBlock"/>
+        <w:jc w:val="left"/>
       </w:pPr>
       <w:r>
         <w:rPr>
@@ -764,6 +829,7 @@
     <w:p>
       <w:pPr>
         <w:pStyle w:val="Heading2"/>
+        <w:jc w:val="left"/>
       </w:pPr>
       <w:r>
         <w:rPr>
@@ -930,6 +996,7 @@
 <w:hdr xmlns:w="http://schemas.openxmlformats.org/wordprocessingml/2006/main">
   <w:p>
     <w:pPr>
+      <w:pStyle w:val="Header"/>
       <w:jc w:val="right"/>
     </w:pPr>
     <w:r>
@@ -978,6 +1045,10 @@
       </w:pPr>
       <w:rPr>
         <w:rFonts w:ascii="TH Sarabun New" w:hAnsi="TH Sarabun New" w:cs="TH Sarabun New"/>
+        <w:sz w:val="30"/>
+        <w:szCs w:val="30"/>
+        <w:cs/>
+        <w:lang w:val="en-US" w:bidi="th-TH"/>
       </w:rPr>
     </w:lvl>
     <w:lvl w:ilvl="1">
@@ -990,6 +1061,10 @@
       </w:pPr>
       <w:rPr>
         <w:rFonts w:ascii="TH Sarabun New" w:hAnsi="TH Sarabun New" w:cs="TH Sarabun New"/>
+        <w:sz w:val="30"/>
+        <w:szCs w:val="30"/>
+        <w:cs/>
+        <w:lang w:val="en-US" w:bidi="th-TH"/>
       </w:rPr>
     </w:lvl>
     <w:lvl w:ilvl="2">
@@ -1002,6 +1077,10 @@
       </w:pPr>
       <w:rPr>
         <w:rFonts w:ascii="TH Sarabun New" w:hAnsi="TH Sarabun New" w:cs="TH Sarabun New"/>
+        <w:sz w:val="30"/>
+        <w:szCs w:val="30"/>
+        <w:cs/>
+        <w:lang w:val="en-US" w:bidi="th-TH"/>
       </w:rPr>
     </w:lvl>
     <w:lvl w:ilvl="3">
@@ -1014,6 +1093,10 @@
       </w:pPr>
       <w:rPr>
         <w:rFonts w:ascii="TH Sarabun New" w:hAnsi="TH Sarabun New" w:cs="TH Sarabun New"/>
+        <w:sz w:val="30"/>
+        <w:szCs w:val="30"/>
+        <w:cs/>
+        <w:lang w:val="en-US" w:bidi="th-TH"/>
       </w:rPr>
     </w:lvl>
     <w:lvl w:ilvl="4">
@@ -1026,6 +1109,10 @@
       </w:pPr>
       <w:rPr>
         <w:rFonts w:ascii="TH Sarabun New" w:hAnsi="TH Sarabun New" w:cs="TH Sarabun New"/>
+        <w:sz w:val="30"/>
+        <w:szCs w:val="30"/>
+        <w:cs/>
+        <w:lang w:val="en-US" w:bidi="th-TH"/>
       </w:rPr>
     </w:lvl>
     <w:lvl w:ilvl="5">
@@ -1038,6 +1125,10 @@
       </w:pPr>
       <w:rPr>
         <w:rFonts w:ascii="TH Sarabun New" w:hAnsi="TH Sarabun New" w:cs="TH Sarabun New"/>
+        <w:sz w:val="30"/>
+        <w:szCs w:val="30"/>
+        <w:cs/>
+        <w:lang w:val="en-US" w:bidi="th-TH"/>
       </w:rPr>
     </w:lvl>
     <w:lvl w:ilvl="6">
@@ -1050,6 +1141,10 @@
       </w:pPr>
       <w:rPr>
         <w:rFonts w:ascii="TH Sarabun New" w:hAnsi="TH Sarabun New" w:cs="TH Sarabun New"/>
+        <w:sz w:val="30"/>
+        <w:szCs w:val="30"/>
+        <w:cs/>
+        <w:lang w:val="en-US" w:bidi="th-TH"/>
       </w:rPr>
     </w:lvl>
     <w:lvl w:ilvl="7">
@@ -1062,6 +1157,10 @@
       </w:pPr>
       <w:rPr>
         <w:rFonts w:ascii="TH Sarabun New" w:hAnsi="TH Sarabun New" w:cs="TH Sarabun New"/>
+        <w:sz w:val="30"/>
+        <w:szCs w:val="30"/>
+        <w:cs/>
+        <w:lang w:val="en-US" w:bidi="th-TH"/>
       </w:rPr>
     </w:lvl>
     <w:lvl w:ilvl="8">
@@ -1074,6 +1173,10 @@
       </w:pPr>
       <w:rPr>
         <w:rFonts w:ascii="TH Sarabun New" w:hAnsi="TH Sarabun New" w:cs="TH Sarabun New"/>
+        <w:sz w:val="30"/>
+        <w:szCs w:val="30"/>
+        <w:cs/>
+        <w:lang w:val="en-US" w:bidi="th-TH"/>
       </w:rPr>
     </w:lvl>
   </w:abstractNum>
@@ -1087,6 +1190,13 @@
       <w:pPr>
         <w:ind w:left="720" w:hanging="360"/>
       </w:pPr>
+      <w:rPr>
+        <w:rFonts w:ascii="TH Sarabun New" w:hAnsi="TH Sarabun New" w:cs="TH Sarabun New"/>
+        <w:sz w:val="30"/>
+        <w:szCs w:val="30"/>
+        <w:cs/>
+        <w:lang w:val="en-US" w:bidi="th-TH"/>
+      </w:rPr>
     </w:lvl>
     <w:lvl w:ilvl="1">
       <w:start w:val="1"/>
@@ -1096,6 +1206,13 @@
       <w:pPr>
         <w:ind w:left="1440" w:hanging="360"/>
       </w:pPr>
+      <w:rPr>
+        <w:rFonts w:ascii="TH Sarabun New" w:hAnsi="TH Sarabun New" w:cs="TH Sarabun New"/>
+        <w:sz w:val="30"/>
+        <w:szCs w:val="30"/>
+        <w:cs/>
+        <w:lang w:val="en-US" w:bidi="th-TH"/>
+      </w:rPr>
     </w:lvl>
     <w:lvl w:ilvl="2">
       <w:start w:val="1"/>
@@ -1105,6 +1222,13 @@
       <w:pPr>
         <w:ind w:left="2160" w:hanging="360"/>
       </w:pPr>
+      <w:rPr>
+        <w:rFonts w:ascii="TH Sarabun New" w:hAnsi="TH Sarabun New" w:cs="TH Sarabun New"/>
+        <w:sz w:val="30"/>
+        <w:szCs w:val="30"/>
+        <w:cs/>
+        <w:lang w:val="en-US" w:bidi="th-TH"/>
+      </w:rPr>
     </w:lvl>
     <w:lvl w:ilvl="3">
       <w:start w:val="1"/>
@@ -1114,6 +1238,13 @@
       <w:pPr>
         <w:ind w:left="2880" w:hanging="360"/>
       </w:pPr>
+      <w:rPr>
+        <w:rFonts w:ascii="TH Sarabun New" w:hAnsi="TH Sarabun New" w:cs="TH Sarabun New"/>
+        <w:sz w:val="30"/>
+        <w:szCs w:val="30"/>
+        <w:cs/>
+        <w:lang w:val="en-US" w:bidi="th-TH"/>
+      </w:rPr>
     </w:lvl>
     <w:lvl w:ilvl="4">
       <w:start w:val="1"/>
@@ -1123,6 +1254,13 @@
       <w:pPr>
         <w:ind w:left="3600" w:hanging="360"/>
       </w:pPr>
+      <w:rPr>
+        <w:rFonts w:ascii="TH Sarabun New" w:hAnsi="TH Sarabun New" w:cs="TH Sarabun New"/>
+        <w:sz w:val="30"/>
+        <w:szCs w:val="30"/>
+        <w:cs/>
+        <w:lang w:val="en-US" w:bidi="th-TH"/>
+      </w:rPr>
     </w:lvl>
     <w:lvl w:ilvl="5">
       <w:start w:val="1"/>
@@ -1132,6 +1270,13 @@
       <w:pPr>
         <w:ind w:left="4320" w:hanging="360"/>
       </w:pPr>
+      <w:rPr>
+        <w:rFonts w:ascii="TH Sarabun New" w:hAnsi="TH Sarabun New" w:cs="TH Sarabun New"/>
+        <w:sz w:val="30"/>
+        <w:szCs w:val="30"/>
+        <w:cs/>
+        <w:lang w:val="en-US" w:bidi="th-TH"/>
+      </w:rPr>
     </w:lvl>
     <w:lvl w:ilvl="6">
       <w:start w:val="1"/>
@@ -1141,6 +1286,13 @@
       <w:pPr>
         <w:ind w:left="5040" w:hanging="360"/>
       </w:pPr>
+      <w:rPr>
+        <w:rFonts w:ascii="TH Sarabun New" w:hAnsi="TH Sarabun New" w:cs="TH Sarabun New"/>
+        <w:sz w:val="30"/>
+        <w:szCs w:val="30"/>
+        <w:cs/>
+        <w:lang w:val="en-US" w:bidi="th-TH"/>
+      </w:rPr>
     </w:lvl>
     <w:lvl w:ilvl="7">
       <w:start w:val="1"/>
@@ -1150,6 +1302,13 @@
       <w:pPr>
         <w:ind w:left="5760" w:hanging="360"/>
       </w:pPr>
+      <w:rPr>
+        <w:rFonts w:ascii="TH Sarabun New" w:hAnsi="TH Sarabun New" w:cs="TH Sarabun New"/>
+        <w:sz w:val="30"/>
+        <w:szCs w:val="30"/>
+        <w:cs/>
+        <w:lang w:val="en-US" w:bidi="th-TH"/>
+      </w:rPr>
     </w:lvl>
     <w:lvl w:ilvl="8">
       <w:start w:val="1"/>
@@ -1159,6 +1318,13 @@
       <w:pPr>
         <w:ind w:left="6480" w:hanging="360"/>
       </w:pPr>
+      <w:rPr>
+        <w:rFonts w:ascii="TH Sarabun New" w:hAnsi="TH Sarabun New" w:cs="TH Sarabun New"/>
+        <w:sz w:val="30"/>
+        <w:szCs w:val="30"/>
+        <w:cs/>
+        <w:lang w:val="en-US" w:bidi="th-TH"/>
+      </w:rPr>
     </w:lvl>
   </w:abstractNum>
   <w:num w:numId="1">
@@ -1193,7 +1359,7 @@
     </w:rPrDefault>
     <w:pPrDefault>
       <w:pPr>
-        <w:spacing w:after="120" w:line="264" w:lineRule="auto"/>
+        <w:spacing w:after="120" w:line="240" w:lineRule="auto"/>
         <w:jc w:val="thaiDistribute"/>
       </w:pPr>
     </w:pPrDefault>
@@ -1201,6 +1367,13 @@
   <w:style w:type="paragraph" w:default="1" w:styleId="Normal">
     <w:name w:val="Normal"/>
     <w:qFormat/>
+    <w:rPr>
+      <w:rFonts w:ascii="TH Sarabun New" w:hAnsi="TH Sarabun New" w:cs="TH Sarabun New" w:eastAsia="TH Sarabun New"/>
+      <w:sz w:val="30"/>
+      <w:szCs w:val="30"/>
+      <w:cs/>
+      <w:lang w:val="en-US" w:bidi="th-TH"/>
+    </w:rPr>
   </w:style>
   <w:style w:type="paragraph" w:styleId="Heading1">
     <w:name w:val="heading 1"/>
@@ -1373,9 +1546,56 @@
   <w:style w:type="character" w:styleId="Hyperlink">
     <w:name w:val="Hyperlink"/>
     <w:rPr>
+      <w:rFonts w:ascii="TH Sarabun New" w:hAnsi="TH Sarabun New" w:cs="TH Sarabun New"/>
       <w:color w:val="0563C1"/>
       <w:u w:val="single"/>
     </w:rPr>
   </w:style>
+  <w:style w:type="paragraph" w:styleId="TOC1">
+    <w:name w:val="toc 1"/>
+    <w:basedOn w:val="Normal"/>
+    <w:next w:val="Normal"/>
+    <w:rPr>
+      <w:rFonts w:ascii="TH Sarabun New" w:hAnsi="TH Sarabun New" w:cs="TH Sarabun New" w:eastAsia="TH Sarabun New"/>
+      <w:sz w:val="30"/>
+      <w:szCs w:val="30"/>
+    </w:rPr>
+  </w:style>
+  <w:style w:type="paragraph" w:styleId="TOC2">
+    <w:name w:val="toc 2"/>
+    <w:basedOn w:val="Normal"/>
+    <w:next w:val="Normal"/>
+    <w:pPr>
+      <w:ind w:left="240"/>
+    </w:pPr>
+    <w:rPr>
+      <w:rFonts w:ascii="TH Sarabun New" w:hAnsi="TH Sarabun New" w:cs="TH Sarabun New" w:eastAsia="TH Sarabun New"/>
+      <w:sz w:val="30"/>
+      <w:szCs w:val="30"/>
+    </w:rPr>
+  </w:style>
+  <w:style w:type="paragraph" w:styleId="TOC3">
+    <w:name w:val="toc 3"/>
+    <w:basedOn w:val="Normal"/>
+    <w:next w:val="Normal"/>
+    <w:pPr>
+      <w:ind w:left="480"/>
+    </w:pPr>
+    <w:rPr>
+      <w:rFonts w:ascii="TH Sarabun New" w:hAnsi="TH Sarabun New" w:cs="TH Sarabun New" w:eastAsia="TH Sarabun New"/>
+      <w:sz w:val="30"/>
+      <w:szCs w:val="30"/>
+    </w:rPr>
+  </w:style>
+  <w:style w:type="paragraph" w:styleId="Header">
+    <w:name w:val="header"/>
+    <w:basedOn w:val="Normal"/>
+    <w:next w:val="Normal"/>
+    <w:rPr>
+      <w:rFonts w:ascii="TH Sarabun New" w:hAnsi="TH Sarabun New" w:cs="TH Sarabun New" w:eastAsia="TH Sarabun New"/>
+      <w:sz w:val="30"/>
+      <w:szCs w:val="30"/>
+    </w:rPr>
+  </w:style>
 </w:styles>
 </file>
--- a/tests/golden/sample-all-flags.docx
+++ b/tests/golden/sample-all-flags.docx
@@ -406,11 +406,11 @@
       </w:pPr>
       <w:r>
         <w:rPr>
-          <w:rFonts w:ascii="Segoe UI Symbol" w:hAnsi="Segoe UI Symbol" w:cs="Segoe UI Symbol"/>
-          <w:cs/>
-          <w:lang w:val="en-US" w:bidi="th-TH"/>
-        </w:rPr>
-        <w:t xml:space="preserve">☐ </w:t>
+          <w:rFonts w:ascii="Arial" w:hAnsi="Arial" w:cs="Arial"/>
+          <w:cs/>
+          <w:lang w:val="en-US" w:bidi="th-TH"/>
+        </w:rPr>
+        <w:t xml:space="preserve">□ </w:t>
       </w:r>
       <w:r>
         <w:rPr>
@@ -427,11 +427,11 @@
       </w:pPr>
       <w:r>
         <w:rPr>
-          <w:rFonts w:ascii="Segoe UI Symbol" w:hAnsi="Segoe UI Symbol" w:cs="Segoe UI Symbol"/>
-          <w:cs/>
-          <w:lang w:val="en-US" w:bidi="th-TH"/>
-        </w:rPr>
-        <w:t xml:space="preserve">☑ </w:t>
+          <w:rFonts w:ascii="Arial" w:hAnsi="Arial" w:cs="Arial"/>
+          <w:cs/>
+          <w:lang w:val="en-US" w:bidi="th-TH"/>
+        </w:rPr>
+        <w:t xml:space="preserve">■ </w:t>
       </w:r>
       <w:r>
         <w:rPr>

--- a/tests/golden/sample-all-flags.docx
+++ b/tests/golden/sample-all-flags.docx
@@ -758,7 +758,6 @@
     <w:p>
       <w:pPr>
         <w:pStyle w:val="CodeBlock"/>
-        <w:jc w:val="left"/>
       </w:pPr>
       <w:r>
         <w:rPr>
@@ -771,7 +770,6 @@
     <w:p>
       <w:pPr>
         <w:pStyle w:val="CodeBlock"/>
-        <w:jc w:val="left"/>
       </w:pPr>
       <w:r>
         <w:rPr>
@@ -809,7 +807,6 @@
     <w:p>
       <w:pPr>
         <w:pStyle w:val="CodeBlock"/>
-        <w:jc w:val="left"/>
       </w:pPr>
       <w:r>
         <w:rPr>
@@ -829,7 +826,6 @@
     <w:p>
       <w:pPr>
         <w:pStyle w:val="Heading2"/>
-        <w:jc w:val="left"/>
       </w:pPr>
       <w:r>
         <w:rPr>

--- a/tests/golden/sample-all-flags.docx
+++ b/tests/golden/sample-all-flags.docx
@@ -444,11 +444,22 @@
     <w:p>
       <w:pPr>
         <w:pStyle w:val="ListParagraph"/>
-        <w:numPr>
-          <w:ilvl w:val="0"/>
-          <w:numId w:val="2"/>
-        </w:numPr>
-      </w:pPr>
+        <w:ind w:left="720" w:hanging="360"/>
+      </w:pPr>
+      <w:r>
+        <w:rPr>
+          <w:cs/>
+          <w:lang w:val="en-US" w:bidi="th-TH"/>
+        </w:rPr>
+        <w:t xml:space="preserve">1.</w:t>
+      </w:r>
+      <w:r>
+        <w:rPr>
+          <w:cs/>
+          <w:lang w:val="en-US" w:bidi="th-TH"/>
+        </w:rPr>
+        <w:tab/>
+      </w:r>
       <w:r>
         <w:rPr>
           <w:cs/>
@@ -460,11 +471,22 @@
     <w:p>
       <w:pPr>
         <w:pStyle w:val="ListParagraph"/>
-        <w:numPr>
-          <w:ilvl w:val="0"/>
-          <w:numId w:val="2"/>
-        </w:numPr>
-      </w:pPr>
+        <w:ind w:left="720" w:hanging="360"/>
+      </w:pPr>
+      <w:r>
+        <w:rPr>
+          <w:cs/>
+          <w:lang w:val="en-US" w:bidi="th-TH"/>
+        </w:rPr>
+        <w:t xml:space="preserve">2.</w:t>
+      </w:r>
+      <w:r>
+        <w:rPr>
+          <w:cs/>
+          <w:lang w:val="en-US" w:bidi="th-TH"/>
+        </w:rPr>
+        <w:tab/>
+      </w:r>
       <w:r>
         <w:rPr>
           <w:cs/>
@@ -476,11 +498,22 @@
     <w:p>
       <w:pPr>
         <w:pStyle w:val="ListParagraph"/>
-        <w:numPr>
-          <w:ilvl w:val="1"/>
-          <w:numId w:val="3"/>
-        </w:numPr>
-      </w:pPr>
+        <w:ind w:left="1440" w:hanging="360"/>
+      </w:pPr>
+      <w:r>
+        <w:rPr>
+          <w:cs/>
+          <w:lang w:val="en-US" w:bidi="th-TH"/>
+        </w:rPr>
+        <w:t xml:space="preserve">1.</w:t>
+      </w:r>
+      <w:r>
+        <w:rPr>
+          <w:cs/>
+          <w:lang w:val="en-US" w:bidi="th-TH"/>
+        </w:rPr>
+        <w:tab/>
+      </w:r>
       <w:r>
         <w:rPr>
           <w:cs/>
@@ -492,11 +525,22 @@
     <w:p>
       <w:pPr>
         <w:pStyle w:val="ListParagraph"/>
-        <w:numPr>
-          <w:ilvl w:val="0"/>
-          <w:numId w:val="2"/>
-        </w:numPr>
-      </w:pPr>
+        <w:ind w:left="720" w:hanging="360"/>
+      </w:pPr>
+      <w:r>
+        <w:rPr>
+          <w:cs/>
+          <w:lang w:val="en-US" w:bidi="th-TH"/>
+        </w:rPr>
+        <w:t xml:space="preserve">3.</w:t>
+      </w:r>
+      <w:r>
+        <w:rPr>
+          <w:cs/>
+          <w:lang w:val="en-US" w:bidi="th-TH"/>
+        </w:rPr>
+        <w:tab/>
+      </w:r>
       <w:r>
         <w:rPr>
           <w:cs/>
@@ -1176,167 +1220,8 @@
       </w:rPr>
     </w:lvl>
   </w:abstractNum>
-  <w:abstractNum w:abstractNumId="1">
-    <w:multiLevelType w:val="hybridMultilevel"/>
-    <w:lvl w:ilvl="0">
-      <w:start w:val="1"/>
-      <w:numFmt w:val="decimal"/>
-      <w:lvlText w:val="%1."/>
-      <w:lvlJc w:val="left"/>
-      <w:pPr>
-        <w:ind w:left="720" w:hanging="360"/>
-      </w:pPr>
-      <w:rPr>
-        <w:rFonts w:ascii="TH Sarabun New" w:hAnsi="TH Sarabun New" w:cs="TH Sarabun New"/>
-        <w:sz w:val="30"/>
-        <w:szCs w:val="30"/>
-        <w:cs/>
-        <w:lang w:val="en-US" w:bidi="th-TH"/>
-      </w:rPr>
-    </w:lvl>
-    <w:lvl w:ilvl="1">
-      <w:start w:val="1"/>
-      <w:numFmt w:val="decimal"/>
-      <w:lvlText w:val="%2."/>
-      <w:lvlJc w:val="left"/>
-      <w:pPr>
-        <w:ind w:left="1440" w:hanging="360"/>
-      </w:pPr>
-      <w:rPr>
-        <w:rFonts w:ascii="TH Sarabun New" w:hAnsi="TH Sarabun New" w:cs="TH Sarabun New"/>
-        <w:sz w:val="30"/>
-        <w:szCs w:val="30"/>
-        <w:cs/>
-        <w:lang w:val="en-US" w:bidi="th-TH"/>
-      </w:rPr>
-    </w:lvl>
-    <w:lvl w:ilvl="2">
-      <w:start w:val="1"/>
-      <w:numFmt w:val="decimal"/>
-      <w:lvlText w:val="%3."/>
-      <w:lvlJc w:val="left"/>
-      <w:pPr>
-        <w:ind w:left="2160" w:hanging="360"/>
-      </w:pPr>
-      <w:rPr>
-        <w:rFonts w:ascii="TH Sarabun New" w:hAnsi="TH Sarabun New" w:cs="TH Sarabun New"/>
-        <w:sz w:val="30"/>
-        <w:szCs w:val="30"/>
-        <w:cs/>
-        <w:lang w:val="en-US" w:bidi="th-TH"/>
-      </w:rPr>
-    </w:lvl>
-    <w:lvl w:ilvl="3">
-      <w:start w:val="1"/>
-      <w:numFmt w:val="decimal"/>
-      <w:lvlText w:val="%4."/>
-      <w:lvlJc w:val="left"/>
-      <w:pPr>
-        <w:ind w:left="2880" w:hanging="360"/>
-      </w:pPr>
-      <w:rPr>
-        <w:rFonts w:ascii="TH Sarabun New" w:hAnsi="TH Sarabun New" w:cs="TH Sarabun New"/>
-        <w:sz w:val="30"/>
-        <w:szCs w:val="30"/>
-        <w:cs/>
-        <w:lang w:val="en-US" w:bidi="th-TH"/>
-      </w:rPr>
-    </w:lvl>
-    <w:lvl w:ilvl="4">
-      <w:start w:val="1"/>
-      <w:numFmt w:val="decimal"/>
-      <w:lvlText w:val="%5."/>
-      <w:lvlJc w:val="left"/>
-      <w:pPr>
-        <w:ind w:left="3600" w:hanging="360"/>
-      </w:pPr>
-      <w:rPr>
-        <w:rFonts w:ascii="TH Sarabun New" w:hAnsi="TH Sarabun New" w:cs="TH Sarabun New"/>
-        <w:sz w:val="30"/>
-        <w:szCs w:val="30"/>
-        <w:cs/>
-        <w:lang w:val="en-US" w:bidi="th-TH"/>
-      </w:rPr>
-    </w:lvl>
-    <w:lvl w:ilvl="5">
-      <w:start w:val="1"/>
-      <w:numFmt w:val="decimal"/>
-      <w:lvlText w:val="%6."/>
-      <w:lvlJc w:val="left"/>
-      <w:pPr>
-        <w:ind w:left="4320" w:hanging="360"/>
-      </w:pPr>
-      <w:rPr>
-        <w:rFonts w:ascii="TH Sarabun New" w:hAnsi="TH Sarabun New" w:cs="TH Sarabun New"/>
-        <w:sz w:val="30"/>
-        <w:szCs w:val="30"/>
-        <w:cs/>
-        <w:lang w:val="en-US" w:bidi="th-TH"/>
-      </w:rPr>
-    </w:lvl>
-    <w:lvl w:ilvl="6">
-      <w:start w:val="1"/>
-      <w:numFmt w:val="decimal"/>
-      <w:lvlText w:val="%7."/>
-      <w:lvlJc w:val="left"/>
-      <w:pPr>
-        <w:ind w:left="5040" w:hanging="360"/>
-      </w:pPr>
-      <w:rPr>
-        <w:rFonts w:ascii="TH Sarabun New" w:hAnsi="TH Sarabun New" w:cs="TH Sarabun New"/>
-        <w:sz w:val="30"/>
-        <w:szCs w:val="30"/>
-        <w:cs/>
-        <w:lang w:val="en-US" w:bidi="th-TH"/>
-      </w:rPr>
-    </w:lvl>
-    <w:lvl w:ilvl="7">
-      <w:start w:val="1"/>
-      <w:numFmt w:val="decimal"/>
-      <w:lvlText w:val="%8."/>
-      <w:lvlJc w:val="left"/>
-      <w:pPr>
-        <w:ind w:left="5760" w:hanging="360"/>
-      </w:pPr>
-      <w:rPr>
-        <w:rFonts w:ascii="TH Sarabun New" w:hAnsi="TH Sarabun New" w:cs="TH Sarabun New"/>
-        <w:sz w:val="30"/>
-        <w:szCs w:val="30"/>
-        <w:cs/>
-        <w:lang w:val="en-US" w:bidi="th-TH"/>
-      </w:rPr>
-    </w:lvl>
-    <w:lvl w:ilvl="8">
-      <w:start w:val="1"/>
-      <w:numFmt w:val="decimal"/>
-      <w:lvlText w:val="%9."/>
-      <w:lvlJc w:val="left"/>
-      <w:pPr>
-        <w:ind w:left="6480" w:hanging="360"/>
-      </w:pPr>
-      <w:rPr>
-        <w:rFonts w:ascii="TH Sarabun New" w:hAnsi="TH Sarabun New" w:cs="TH Sarabun New"/>
-        <w:sz w:val="30"/>
-        <w:szCs w:val="30"/>
-        <w:cs/>
-        <w:lang w:val="en-US" w:bidi="th-TH"/>
-      </w:rPr>
-    </w:lvl>
-  </w:abstractNum>
   <w:num w:numId="1">
     <w:abstractNumId w:val="0"/>
-  </w:num>
-  <w:num w:numId="2">
-    <w:abstractNumId w:val="1"/>
-    <w:lvlOverride w:ilvl="0">
-      <w:startOverride w:val="1"/>
-    </w:lvlOverride>
-  </w:num>
-  <w:num w:numId="3">
-    <w:abstractNumId w:val="1"/>
-    <w:lvlOverride w:ilvl="1">
-      <w:startOverride w:val="1"/>
-    </w:lvlOverride>
   </w:num>
 </w:numbering>
 </file>

--- a/tests/golden/sample-all-flags.docx
+++ b/tests/golden/sample-all-flags.docx
@@ -5,79 +5,131 @@
     <w:p>
       <w:pPr>
         <w:pStyle w:val="TOC1"/>
-      </w:pPr>
-      <w:r>
-        <w:rPr>
-          <w:cs/>
-          <w:lang w:val="en-US" w:bidi="th-TH"/>
-        </w:rPr>
-        <w:fldChar w:fldCharType="begin"/>
-      </w:r>
-      <w:r>
-        <w:rPr>
-          <w:cs/>
-          <w:lang w:val="en-US" w:bidi="th-TH"/>
-        </w:rPr>
-        <w:instrText xml:space="preserve"> TOC \o "1-3" \h \z \u </w:instrText>
-      </w:r>
-      <w:r>
-        <w:rPr>
-          <w:cs/>
-          <w:lang w:val="en-US" w:bidi="th-TH"/>
-        </w:rPr>
-        <w:fldChar w:fldCharType="separate"/>
-      </w:r>
-      <w:r>
-        <w:rPr>
-          <w:cs/>
-          <w:lang w:val="en-US" w:bidi="th-TH"/>
-        </w:rPr>
-        <w:t xml:space="preserve">รายงานทดสอบการสร้างเอกสาร</w:t>
-      </w:r>
+        <w:tabs>
+          <w:tab w:val="right" w:leader="dot" w:pos="9360"/>
+        </w:tabs>
+      </w:pPr>
+      <w:hyperlink w:anchor="_Toc90000000">
+        <w:r>
+          <w:rPr>
+            <w:cs/>
+            <w:lang w:val="en-US" w:bidi="th-TH"/>
+          </w:rPr>
+          <w:t xml:space="preserve">รายงานทดสอบการสร้างเอกสาร</w:t>
+        </w:r>
+        <w:r>
+          <w:tab/>
+        </w:r>
+        <w:r>
+          <w:fldChar w:fldCharType="begin"/>
+        </w:r>
+        <w:r>
+          <w:instrText xml:space="preserve"> PAGEREF _Toc90000000 \h </w:instrText>
+        </w:r>
+        <w:r>
+          <w:fldChar w:fldCharType="separate"/>
+        </w:r>
+        <w:r>
+          <w:fldChar w:fldCharType="end"/>
+        </w:r>
+      </w:hyperlink>
     </w:p>
     <w:p>
       <w:pPr>
         <w:pStyle w:val="TOC2"/>
-      </w:pPr>
-      <w:r>
-        <w:rPr>
-          <w:cs/>
-          <w:lang w:val="en-US" w:bidi="th-TH"/>
-        </w:rPr>
-        <w:t xml:space="preserve">รายการ</w:t>
-      </w:r>
+        <w:tabs>
+          <w:tab w:val="right" w:leader="dot" w:pos="9360"/>
+        </w:tabs>
+      </w:pPr>
+      <w:hyperlink w:anchor="_Toc90000003">
+        <w:r>
+          <w:rPr>
+            <w:cs/>
+            <w:lang w:val="en-US" w:bidi="th-TH"/>
+          </w:rPr>
+          <w:t xml:space="preserve">รายการ</w:t>
+        </w:r>
+        <w:r>
+          <w:tab/>
+        </w:r>
+        <w:r>
+          <w:fldChar w:fldCharType="begin"/>
+        </w:r>
+        <w:r>
+          <w:instrText xml:space="preserve"> PAGEREF _Toc90000003 \h </w:instrText>
+        </w:r>
+        <w:r>
+          <w:fldChar w:fldCharType="separate"/>
+        </w:r>
+        <w:r>
+          <w:fldChar w:fldCharType="end"/>
+        </w:r>
+      </w:hyperlink>
     </w:p>
     <w:p>
       <w:pPr>
         <w:pStyle w:val="TOC3"/>
-      </w:pPr>
-      <w:r>
-        <w:rPr>
-          <w:cs/>
-          <w:lang w:val="en-US" w:bidi="th-TH"/>
-        </w:rPr>
-        <w:t xml:space="preserve">ตาราง</w:t>
-      </w:r>
+        <w:tabs>
+          <w:tab w:val="right" w:leader="dot" w:pos="9360"/>
+        </w:tabs>
+      </w:pPr>
+      <w:hyperlink w:anchor="_Toc90000006">
+        <w:r>
+          <w:rPr>
+            <w:cs/>
+            <w:lang w:val="en-US" w:bidi="th-TH"/>
+          </w:rPr>
+          <w:t xml:space="preserve">ตาราง</w:t>
+        </w:r>
+        <w:r>
+          <w:tab/>
+        </w:r>
+        <w:r>
+          <w:fldChar w:fldCharType="begin"/>
+        </w:r>
+        <w:r>
+          <w:instrText xml:space="preserve"> PAGEREF _Toc90000006 \h </w:instrText>
+        </w:r>
+        <w:r>
+          <w:fldChar w:fldCharType="separate"/>
+        </w:r>
+        <w:r>
+          <w:fldChar w:fldCharType="end"/>
+        </w:r>
+      </w:hyperlink>
     </w:p>
     <w:p>
       <w:pPr>
         <w:pStyle w:val="TOC2"/>
+        <w:tabs>
+          <w:tab w:val="right" w:leader="dot" w:pos="9360"/>
+        </w:tabs>
         <w:jc w:val="left"/>
       </w:pPr>
-      <w:r>
-        <w:rPr>
-          <w:cs/>
-          <w:lang w:val="en-US" w:bidi="th-TH"/>
-        </w:rPr>
-        <w:t xml:space="preserve">Setext heading</w:t>
-      </w:r>
-      <w:r>
-        <w:rPr>
-          <w:cs/>
-          <w:lang w:val="en-US" w:bidi="th-TH"/>
-        </w:rPr>
-        <w:fldChar w:fldCharType="end"/>
-      </w:r>
+      <w:hyperlink w:anchor="_Toc90000015">
+        <w:r>
+          <w:rPr>
+            <w:cs/>
+            <w:lang w:val="en-US" w:bidi="th-TH"/>
+          </w:rPr>
+          <w:t xml:space="preserve">Setext heading</w:t>
+        </w:r>
+        <w:r>
+          <w:tab/>
+        </w:r>
+        <w:r>
+          <w:fldChar w:fldCharType="begin"/>
+        </w:r>
+        <w:r>
+          <w:instrText xml:space="preserve"> PAGEREF _Toc90000015 \h </w:instrText>
+        </w:r>
+        <w:r>
+          <w:fldChar w:fldCharType="separate"/>
+        </w:r>
+        <w:r>
+          <w:fldChar w:fldCharType="end"/>
+        </w:r>
+      </w:hyperlink>
     </w:p>
     <w:p>
       <w:pPr/>
@@ -86,6 +138,8 @@
       <w:pPr>
         <w:pStyle w:val="Heading1"/>
       </w:pPr>
+      <w:bookmarkStart w:id="1" w:name="_Toc90000000"/>
+      <w:bookmarkEnd w:id="1"/>
       <w:r>
         <w:rPr>
           <w:cs/>
@@ -312,6 +366,8 @@
       <w:pPr>
         <w:pStyle w:val="Heading2"/>
       </w:pPr>
+      <w:bookmarkStart w:id="4" w:name="_Toc90000003"/>
+      <w:bookmarkEnd w:id="4"/>
       <w:r>
         <w:rPr>
           <w:cs/>
@@ -553,6 +609,8 @@
       <w:pPr>
         <w:pStyle w:val="Heading3"/>
       </w:pPr>
+      <w:bookmarkStart w:id="7" w:name="_Toc90000006"/>
+      <w:bookmarkEnd w:id="7"/>
       <w:r>
         <w:rPr>
           <w:cs/>
@@ -779,6 +837,8 @@
       <w:pPr>
         <w:pStyle w:val="Heading4"/>
       </w:pPr>
+      <w:bookmarkStart w:id="10" w:name="_Toc90000009"/>
+      <w:bookmarkEnd w:id="10"/>
       <w:r>
         <w:rPr>
           <w:cs/>
@@ -871,6 +931,8 @@
       <w:pPr>
         <w:pStyle w:val="Heading2"/>
       </w:pPr>
+      <w:bookmarkStart w:id="16" w:name="_Toc90000015"/>
+      <w:bookmarkEnd w:id="16"/>
       <w:r>
         <w:rPr>
           <w:cs/>
@@ -933,6 +995,8 @@
       <w:pPr>
         <w:pStyle w:val="Heading5"/>
       </w:pPr>
+      <w:bookmarkStart w:id="19" w:name="_Toc90000018"/>
+      <w:bookmarkEnd w:id="19"/>
       <w:r>
         <w:rPr>
           <w:cs/>
@@ -945,6 +1009,8 @@
       <w:pPr>
         <w:pStyle w:val="Heading6"/>
       </w:pPr>
+      <w:bookmarkStart w:id="20" w:name="_Toc90000019"/>
+      <w:bookmarkEnd w:id="20"/>
       <w:r>
         <w:rPr>
           <w:cs/>

--- a/tests/golden/sample-all-flags.docx
+++ b/tests/golden/sample-all-flags.docx
@@ -5,131 +5,79 @@
     <w:p>
       <w:pPr>
         <w:pStyle w:val="TOC1"/>
-        <w:tabs>
-          <w:tab w:val="right" w:leader="dot" w:pos="9360"/>
-        </w:tabs>
-      </w:pPr>
-      <w:hyperlink w:anchor="_Toc90000000">
-        <w:r>
-          <w:rPr>
-            <w:cs/>
-            <w:lang w:val="en-US" w:bidi="th-TH"/>
-          </w:rPr>
-          <w:t xml:space="preserve">รายงานทดสอบการสร้างเอกสาร</w:t>
-        </w:r>
-        <w:r>
-          <w:tab/>
-        </w:r>
-        <w:r>
-          <w:fldChar w:fldCharType="begin"/>
-        </w:r>
-        <w:r>
-          <w:instrText xml:space="preserve"> PAGEREF _Toc90000000 \h </w:instrText>
-        </w:r>
-        <w:r>
-          <w:fldChar w:fldCharType="separate"/>
-        </w:r>
-        <w:r>
-          <w:fldChar w:fldCharType="end"/>
-        </w:r>
-      </w:hyperlink>
+      </w:pPr>
+      <w:r>
+        <w:rPr>
+          <w:cs/>
+          <w:lang w:val="en-US" w:bidi="th-TH"/>
+        </w:rPr>
+        <w:fldChar w:fldCharType="begin"/>
+      </w:r>
+      <w:r>
+        <w:rPr>
+          <w:cs/>
+          <w:lang w:val="en-US" w:bidi="th-TH"/>
+        </w:rPr>
+        <w:instrText xml:space="preserve"> TOC \o "1-3" \h \z \u </w:instrText>
+      </w:r>
+      <w:r>
+        <w:rPr>
+          <w:cs/>
+          <w:lang w:val="en-US" w:bidi="th-TH"/>
+        </w:rPr>
+        <w:fldChar w:fldCharType="separate"/>
+      </w:r>
+      <w:r>
+        <w:rPr>
+          <w:cs/>
+          <w:lang w:val="en-US" w:bidi="th-TH"/>
+        </w:rPr>
+        <w:t xml:space="preserve">รายงานทดสอบการสร้างเอกสาร</w:t>
+      </w:r>
     </w:p>
     <w:p>
       <w:pPr>
         <w:pStyle w:val="TOC2"/>
-        <w:tabs>
-          <w:tab w:val="right" w:leader="dot" w:pos="9360"/>
-        </w:tabs>
-      </w:pPr>
-      <w:hyperlink w:anchor="_Toc90000003">
-        <w:r>
-          <w:rPr>
-            <w:cs/>
-            <w:lang w:val="en-US" w:bidi="th-TH"/>
-          </w:rPr>
-          <w:t xml:space="preserve">รายการ</w:t>
-        </w:r>
-        <w:r>
-          <w:tab/>
-        </w:r>
-        <w:r>
-          <w:fldChar w:fldCharType="begin"/>
-        </w:r>
-        <w:r>
-          <w:instrText xml:space="preserve"> PAGEREF _Toc90000003 \h </w:instrText>
-        </w:r>
-        <w:r>
-          <w:fldChar w:fldCharType="separate"/>
-        </w:r>
-        <w:r>
-          <w:fldChar w:fldCharType="end"/>
-        </w:r>
-      </w:hyperlink>
+      </w:pPr>
+      <w:r>
+        <w:rPr>
+          <w:cs/>
+          <w:lang w:val="en-US" w:bidi="th-TH"/>
+        </w:rPr>
+        <w:t xml:space="preserve">รายการ</w:t>
+      </w:r>
     </w:p>
     <w:p>
       <w:pPr>
         <w:pStyle w:val="TOC3"/>
-        <w:tabs>
-          <w:tab w:val="right" w:leader="dot" w:pos="9360"/>
-        </w:tabs>
-      </w:pPr>
-      <w:hyperlink w:anchor="_Toc90000006">
-        <w:r>
-          <w:rPr>
-            <w:cs/>
-            <w:lang w:val="en-US" w:bidi="th-TH"/>
-          </w:rPr>
-          <w:t xml:space="preserve">ตาราง</w:t>
-        </w:r>
-        <w:r>
-          <w:tab/>
-        </w:r>
-        <w:r>
-          <w:fldChar w:fldCharType="begin"/>
-        </w:r>
-        <w:r>
-          <w:instrText xml:space="preserve"> PAGEREF _Toc90000006 \h </w:instrText>
-        </w:r>
-        <w:r>
-          <w:fldChar w:fldCharType="separate"/>
-        </w:r>
-        <w:r>
-          <w:fldChar w:fldCharType="end"/>
-        </w:r>
-      </w:hyperlink>
+      </w:pPr>
+      <w:r>
+        <w:rPr>
+          <w:cs/>
+          <w:lang w:val="en-US" w:bidi="th-TH"/>
+        </w:rPr>
+        <w:t xml:space="preserve">ตาราง</w:t>
+      </w:r>
     </w:p>
     <w:p>
       <w:pPr>
         <w:pStyle w:val="TOC2"/>
-        <w:tabs>
-          <w:tab w:val="right" w:leader="dot" w:pos="9360"/>
-        </w:tabs>
         <w:jc w:val="left"/>
       </w:pPr>
-      <w:hyperlink w:anchor="_Toc90000015">
-        <w:r>
-          <w:rPr>
-            <w:cs/>
-            <w:lang w:val="en-US" w:bidi="th-TH"/>
-          </w:rPr>
-          <w:t xml:space="preserve">Setext heading</w:t>
-        </w:r>
-        <w:r>
-          <w:tab/>
-        </w:r>
-        <w:r>
-          <w:fldChar w:fldCharType="begin"/>
-        </w:r>
-        <w:r>
-          <w:instrText xml:space="preserve"> PAGEREF _Toc90000015 \h </w:instrText>
-        </w:r>
-        <w:r>
-          <w:fldChar w:fldCharType="separate"/>
-        </w:r>
-        <w:r>
-          <w:fldChar w:fldCharType="end"/>
-        </w:r>
-      </w:hyperlink>
+      <w:r>
+        <w:rPr>
+          <w:cs/>
+          <w:lang w:val="en-US" w:bidi="th-TH"/>
+        </w:rPr>
+        <w:t xml:space="preserve">Setext heading</w:t>
+      </w:r>
+      <w:r>
+        <w:rPr>
+          <w:cs/>
+          <w:lang w:val="en-US" w:bidi="th-TH"/>
+        </w:rPr>
+        <w:fldChar w:fldCharType="end"/>
+      </w:r>
     </w:p>
     <w:p>
       <w:pPr/>
@@ -138,8 +86,6 @@
       <w:pPr>
         <w:pStyle w:val="Heading1"/>
       </w:pPr>
-      <w:bookmarkStart w:id="1" w:name="_Toc90000000"/>
-      <w:bookmarkEnd w:id="1"/>
       <w:r>
         <w:rPr>
           <w:cs/>
@@ -366,8 +312,6 @@
       <w:pPr>
         <w:pStyle w:val="Heading2"/>
       </w:pPr>
-      <w:bookmarkStart w:id="4" w:name="_Toc90000003"/>
-      <w:bookmarkEnd w:id="4"/>
       <w:r>
         <w:rPr>
           <w:cs/>
@@ -609,8 +553,6 @@
       <w:pPr>
         <w:pStyle w:val="Heading3"/>
       </w:pPr>
-      <w:bookmarkStart w:id="7" w:name="_Toc90000006"/>
-      <w:bookmarkEnd w:id="7"/>
       <w:r>
         <w:rPr>
           <w:cs/>
@@ -837,8 +779,6 @@
       <w:pPr>
         <w:pStyle w:val="Heading4"/>
       </w:pPr>
-      <w:bookmarkStart w:id="10" w:name="_Toc90000009"/>
-      <w:bookmarkEnd w:id="10"/>
       <w:r>
         <w:rPr>
           <w:cs/>
@@ -931,8 +871,6 @@
       <w:pPr>
         <w:pStyle w:val="Heading2"/>
       </w:pPr>
-      <w:bookmarkStart w:id="16" w:name="_Toc90000015"/>
-      <w:bookmarkEnd w:id="16"/>
       <w:r>
         <w:rPr>
           <w:cs/>
@@ -995,8 +933,6 @@
       <w:pPr>
         <w:pStyle w:val="Heading5"/>
       </w:pPr>
-      <w:bookmarkStart w:id="19" w:name="_Toc90000018"/>
-      <w:bookmarkEnd w:id="19"/>
       <w:r>
         <w:rPr>
           <w:cs/>
@@ -1009,8 +945,6 @@
       <w:pPr>
         <w:pStyle w:val="Heading6"/>
       </w:pPr>
-      <w:bookmarkStart w:id="20" w:name="_Toc90000019"/>
-      <w:bookmarkEnd w:id="20"/>
       <w:r>
         <w:rPr>
           <w:cs/>

--- a/tests/golden/sample-all-flags.docx
+++ b/tests/golden/sample-all-flags.docx
@@ -444,22 +444,11 @@
     <w:p>
       <w:pPr>
         <w:pStyle w:val="ListParagraph"/>
-        <w:ind w:left="720" w:hanging="360"/>
-      </w:pPr>
-      <w:r>
-        <w:rPr>
-          <w:cs/>
-          <w:lang w:val="en-US" w:bidi="th-TH"/>
-        </w:rPr>
-        <w:t xml:space="preserve">1.</w:t>
-      </w:r>
-      <w:r>
-        <w:rPr>
-          <w:cs/>
-          <w:lang w:val="en-US" w:bidi="th-TH"/>
-        </w:rPr>
-        <w:tab/>
-      </w:r>
+        <w:numPr>
+          <w:ilvl w:val="0"/>
+          <w:numId w:val="2"/>
+        </w:numPr>
+      </w:pPr>
       <w:r>
         <w:rPr>
           <w:cs/>
@@ -471,22 +460,11 @@
     <w:p>
       <w:pPr>
         <w:pStyle w:val="ListParagraph"/>
-        <w:ind w:left="720" w:hanging="360"/>
-      </w:pPr>
-      <w:r>
-        <w:rPr>
-          <w:cs/>
-          <w:lang w:val="en-US" w:bidi="th-TH"/>
-        </w:rPr>
-        <w:t xml:space="preserve">2.</w:t>
-      </w:r>
-      <w:r>
-        <w:rPr>
-          <w:cs/>
-          <w:lang w:val="en-US" w:bidi="th-TH"/>
-        </w:rPr>
-        <w:tab/>
-      </w:r>
+        <w:numPr>
+          <w:ilvl w:val="0"/>
+          <w:numId w:val="2"/>
+        </w:numPr>
+      </w:pPr>
       <w:r>
         <w:rPr>
           <w:cs/>
@@ -498,22 +476,11 @@
     <w:p>
       <w:pPr>
         <w:pStyle w:val="ListParagraph"/>
-        <w:ind w:left="1440" w:hanging="360"/>
-      </w:pPr>
-      <w:r>
-        <w:rPr>
-          <w:cs/>
-          <w:lang w:val="en-US" w:bidi="th-TH"/>
-        </w:rPr>
-        <w:t xml:space="preserve">1.</w:t>
-      </w:r>
-      <w:r>
-        <w:rPr>
-          <w:cs/>
-          <w:lang w:val="en-US" w:bidi="th-TH"/>
-        </w:rPr>
-        <w:tab/>
-      </w:r>
+        <w:numPr>
+          <w:ilvl w:val="1"/>
+          <w:numId w:val="3"/>
+        </w:numPr>
+      </w:pPr>
       <w:r>
         <w:rPr>
           <w:cs/>
@@ -525,22 +492,11 @@
     <w:p>
       <w:pPr>
         <w:pStyle w:val="ListParagraph"/>
-        <w:ind w:left="720" w:hanging="360"/>
-      </w:pPr>
-      <w:r>
-        <w:rPr>
-          <w:cs/>
-          <w:lang w:val="en-US" w:bidi="th-TH"/>
-        </w:rPr>
-        <w:t xml:space="preserve">3.</w:t>
-      </w:r>
-      <w:r>
-        <w:rPr>
-          <w:cs/>
-          <w:lang w:val="en-US" w:bidi="th-TH"/>
-        </w:rPr>
-        <w:tab/>
-      </w:r>
+        <w:numPr>
+          <w:ilvl w:val="0"/>
+          <w:numId w:val="2"/>
+        </w:numPr>
+      </w:pPr>
       <w:r>
         <w:rPr>
           <w:cs/>
@@ -1220,8 +1176,167 @@
       </w:rPr>
     </w:lvl>
   </w:abstractNum>
+  <w:abstractNum w:abstractNumId="1">
+    <w:multiLevelType w:val="hybridMultilevel"/>
+    <w:lvl w:ilvl="0">
+      <w:start w:val="1"/>
+      <w:numFmt w:val="decimal"/>
+      <w:lvlText w:val="%1."/>
+      <w:lvlJc w:val="left"/>
+      <w:pPr>
+        <w:ind w:left="720" w:hanging="360"/>
+      </w:pPr>
+      <w:rPr>
+        <w:rFonts w:ascii="TH Sarabun New" w:hAnsi="TH Sarabun New" w:cs="TH Sarabun New"/>
+        <w:sz w:val="30"/>
+        <w:szCs w:val="30"/>
+        <w:cs/>
+        <w:lang w:val="en-US" w:bidi="th-TH"/>
+      </w:rPr>
+    </w:lvl>
+    <w:lvl w:ilvl="1">
+      <w:start w:val="1"/>
+      <w:numFmt w:val="decimal"/>
+      <w:lvlText w:val="%2."/>
+      <w:lvlJc w:val="left"/>
+      <w:pPr>
+        <w:ind w:left="1440" w:hanging="360"/>
+      </w:pPr>
+      <w:rPr>
+        <w:rFonts w:ascii="TH Sarabun New" w:hAnsi="TH Sarabun New" w:cs="TH Sarabun New"/>
+        <w:sz w:val="30"/>
+        <w:szCs w:val="30"/>
+        <w:cs/>
+        <w:lang w:val="en-US" w:bidi="th-TH"/>
+      </w:rPr>
+    </w:lvl>
+    <w:lvl w:ilvl="2">
+      <w:start w:val="1"/>
+      <w:numFmt w:val="decimal"/>
+      <w:lvlText w:val="%3."/>
+      <w:lvlJc w:val="left"/>
+      <w:pPr>
+        <w:ind w:left="2160" w:hanging="360"/>
+      </w:pPr>
+      <w:rPr>
+        <w:rFonts w:ascii="TH Sarabun New" w:hAnsi="TH Sarabun New" w:cs="TH Sarabun New"/>
+        <w:sz w:val="30"/>
+        <w:szCs w:val="30"/>
+        <w:cs/>
+        <w:lang w:val="en-US" w:bidi="th-TH"/>
+      </w:rPr>
+    </w:lvl>
+    <w:lvl w:ilvl="3">
+      <w:start w:val="1"/>
+      <w:numFmt w:val="decimal"/>
+      <w:lvlText w:val="%4."/>
+      <w:lvlJc w:val="left"/>
+      <w:pPr>
+        <w:ind w:left="2880" w:hanging="360"/>
+      </w:pPr>
+      <w:rPr>
+        <w:rFonts w:ascii="TH Sarabun New" w:hAnsi="TH Sarabun New" w:cs="TH Sarabun New"/>
+        <w:sz w:val="30"/>
+        <w:szCs w:val="30"/>
+        <w:cs/>
+        <w:lang w:val="en-US" w:bidi="th-TH"/>
+      </w:rPr>
+    </w:lvl>
+    <w:lvl w:ilvl="4">
+      <w:start w:val="1"/>
+      <w:numFmt w:val="decimal"/>
+      <w:lvlText w:val="%5."/>
+      <w:lvlJc w:val="left"/>
+      <w:pPr>
+        <w:ind w:left="3600" w:hanging="360"/>
+      </w:pPr>
+      <w:rPr>
+        <w:rFonts w:ascii="TH Sarabun New" w:hAnsi="TH Sarabun New" w:cs="TH Sarabun New"/>
+        <w:sz w:val="30"/>
+        <w:szCs w:val="30"/>
+        <w:cs/>
+        <w:lang w:val="en-US" w:bidi="th-TH"/>
+      </w:rPr>
+    </w:lvl>
+    <w:lvl w:ilvl="5">
+      <w:start w:val="1"/>
+      <w:numFmt w:val="decimal"/>
+      <w:lvlText w:val="%6."/>
+      <w:lvlJc w:val="left"/>
+      <w:pPr>
+        <w:ind w:left="4320" w:hanging="360"/>
+      </w:pPr>
+      <w:rPr>
+        <w:rFonts w:ascii="TH Sarabun New" w:hAnsi="TH Sarabun New" w:cs="TH Sarabun New"/>
+        <w:sz w:val="30"/>
+        <w:szCs w:val="30"/>
+        <w:cs/>
+        <w:lang w:val="en-US" w:bidi="th-TH"/>
+      </w:rPr>
+    </w:lvl>
+    <w:lvl w:ilvl="6">
+      <w:start w:val="1"/>
+      <w:numFmt w:val="decimal"/>
+      <w:lvlText w:val="%7."/>
+      <w:lvlJc w:val="left"/>
+      <w:pPr>
+        <w:ind w:left="5040" w:hanging="360"/>
+      </w:pPr>
+      <w:rPr>
+        <w:rFonts w:ascii="TH Sarabun New" w:hAnsi="TH Sarabun New" w:cs="TH Sarabun New"/>
+        <w:sz w:val="30"/>
+        <w:szCs w:val="30"/>
+        <w:cs/>
+        <w:lang w:val="en-US" w:bidi="th-TH"/>
+      </w:rPr>
+    </w:lvl>
+    <w:lvl w:ilvl="7">
+      <w:start w:val="1"/>
+      <w:numFmt w:val="decimal"/>
+      <w:lvlText w:val="%8."/>
+      <w:lvlJc w:val="left"/>
+      <w:pPr>
+        <w:ind w:left="5760" w:hanging="360"/>
+      </w:pPr>
+      <w:rPr>
+        <w:rFonts w:ascii="TH Sarabun New" w:hAnsi="TH Sarabun New" w:cs="TH Sarabun New"/>
+        <w:sz w:val="30"/>
+        <w:szCs w:val="30"/>
+        <w:cs/>
+        <w:lang w:val="en-US" w:bidi="th-TH"/>
+      </w:rPr>
+    </w:lvl>
+    <w:lvl w:ilvl="8">
+      <w:start w:val="1"/>
+      <w:numFmt w:val="decimal"/>
+      <w:lvlText w:val="%9."/>
+      <w:lvlJc w:val="left"/>
+      <w:pPr>
+        <w:ind w:left="6480" w:hanging="360"/>
+      </w:pPr>
+      <w:rPr>
+        <w:rFonts w:ascii="TH Sarabun New" w:hAnsi="TH Sarabun New" w:cs="TH Sarabun New"/>
+        <w:sz w:val="30"/>
+        <w:szCs w:val="30"/>
+        <w:cs/>
+        <w:lang w:val="en-US" w:bidi="th-TH"/>
+      </w:rPr>
+    </w:lvl>
+  </w:abstractNum>
   <w:num w:numId="1">
     <w:abstractNumId w:val="0"/>
+  </w:num>
+  <w:num w:numId="2">
+    <w:abstractNumId w:val="1"/>
+    <w:lvlOverride w:ilvl="0">
+      <w:startOverride w:val="1"/>
+    </w:lvlOverride>
+  </w:num>
+  <w:num w:numId="3">
+    <w:abstractNumId w:val="1"/>
+    <w:lvlOverride w:ilvl="1">
+      <w:startOverride w:val="1"/>
+    </w:lvlOverride>
   </w:num>
 </w:numbering>
 </file>

--- a/tests/golden/sample-all-flags.docx
+++ b/tests/golden/sample-all-flags.docx
@@ -1479,4 +1479,116 @@
     </w:rPr>
   </w:style>
 </w:styles>
+</file>
+
+<file path=word/theme/theme1.xml><?xml version="1.0" encoding="utf-8"?>
+<a:theme xmlns:a="http://schemas.openxmlformats.org/drawingml/2006/main" name="Office Theme">
+  <a:themeElements>
+    <a:clrScheme name="Office">
+      <a:dk1>
+        <a:sysClr val="windowText" lastClr="000000"/>
+      </a:dk1>
+      <a:lt1>
+        <a:sysClr val="window" lastClr="FFFFFF"/>
+      </a:lt1>
+      <a:dk2>
+        <a:srgbClr val="44546A"/>
+      </a:dk2>
+      <a:lt2>
+        <a:srgbClr val="E7E6E6"/>
+      </a:lt2>
+      <a:accent1>
+        <a:srgbClr val="4472C4"/>
+      </a:accent1>
+      <a:accent2>
+        <a:srgbClr val="ED7D31"/>
+      </a:accent2>
+      <a:accent3>
+        <a:srgbClr val="A5A5A5"/>
+      </a:accent3>
+      <a:accent4>
+        <a:srgbClr val="FFC000"/>
+      </a:accent4>
+      <a:accent5>
+        <a:srgbClr val="5B9BD5"/>
+      </a:accent5>
+      <a:accent6>
+        <a:srgbClr val="70AD47"/>
+      </a:accent6>
+      <a:hlink>
+        <a:srgbClr val="0563C1"/>
+      </a:hlink>
+      <a:folHlink>
+        <a:srgbClr val="954F72"/>
+      </a:folHlink>
+    </a:clrScheme>
+    <a:fontScheme name="Office">
+      <a:majorFont>
+        <a:latin typeface="TH Sarabun New"/>
+        <a:ea typeface="TH Sarabun New"/>
+        <a:cs typeface="TH Sarabun New"/>
+      </a:majorFont>
+      <a:minorFont>
+        <a:latin typeface="TH Sarabun New"/>
+        <a:ea typeface="TH Sarabun New"/>
+        <a:cs typeface="TH Sarabun New"/>
+      </a:minorFont>
+    </a:fontScheme>
+    <a:fmtScheme name="Office">
+      <a:fillStyleLst>
+        <a:solidFill>
+          <a:schemeClr val="phClr"/>
+        </a:solidFill>
+        <a:solidFill>
+          <a:schemeClr val="phClr"/>
+        </a:solidFill>
+        <a:solidFill>
+          <a:schemeClr val="phClr"/>
+        </a:solidFill>
+      </a:fillStyleLst>
+      <a:lnStyleLst>
+        <a:ln w="6350" cap="flat" cmpd="sng" algn="ctr">
+          <a:solidFill>
+            <a:schemeClr val="phClr"/>
+          </a:solidFill>
+          <a:prstDash val="solid"/>
+        </a:ln>
+        <a:ln w="6350" cap="flat" cmpd="sng" algn="ctr">
+          <a:solidFill>
+            <a:schemeClr val="phClr"/>
+          </a:solidFill>
+          <a:prstDash val="solid"/>
+        </a:ln>
+        <a:ln w="6350" cap="flat" cmpd="sng" algn="ctr">
+          <a:solidFill>
+            <a:schemeClr val="phClr"/>
+          </a:solidFill>
+          <a:prstDash val="solid"/>
+        </a:ln>
+      </a:lnStyleLst>
+      <a:effectStyleLst>
+        <a:effectStyle>
+          <a:effectLst/>
+        </a:effectStyle>
+        <a:effectStyle>
+          <a:effectLst/>
+        </a:effectStyle>
+        <a:effectStyle>
+          <a:effectLst/>
+        </a:effectStyle>
+      </a:effectStyleLst>
+      <a:bgFillStyleLst>
+        <a:solidFill>
+          <a:schemeClr val="phClr"/>
+        </a:solidFill>
+        <a:solidFill>
+          <a:schemeClr val="phClr"/>
+        </a:solidFill>
+        <a:solidFill>
+          <a:schemeClr val="phClr"/>
+        </a:solidFill>
+      </a:bgFillStyleLst>
+    </a:fmtScheme>
+  </a:themeElements>
+</a:theme>
 </file>
--- a/tests/golden/sample-all-flags.docx
+++ b/tests/golden/sample-all-flags.docx
@@ -9,28 +9,28 @@
       <w:r>
         <w:rPr>
           <w:cs/>
-          <w:lang w:val="en-US" w:bidi="th-TH"/>
+          <w:lang w:val="en-US"/>
         </w:rPr>
         <w:fldChar w:fldCharType="begin"/>
       </w:r>
       <w:r>
         <w:rPr>
           <w:cs/>
-          <w:lang w:val="en-US" w:bidi="th-TH"/>
+          <w:lang w:val="en-US"/>
         </w:rPr>
         <w:instrText xml:space="preserve"> TOC \o "1-3" \h \z \u </w:instrText>
       </w:r>
       <w:r>
         <w:rPr>
           <w:cs/>
-          <w:lang w:val="en-US" w:bidi="th-TH"/>
+          <w:lang w:val="en-US"/>
         </w:rPr>
         <w:fldChar w:fldCharType="separate"/>
       </w:r>
       <w:r>
         <w:rPr>
           <w:cs/>
-          <w:lang w:val="en-US" w:bidi="th-TH"/>
+          <w:lang w:val="en-US"/>
         </w:rPr>
         <w:t xml:space="preserve">รายงานทดสอบการสร้างเอกสาร</w:t>
       </w:r>
@@ -42,7 +42,7 @@
       <w:r>
         <w:rPr>
           <w:cs/>
-          <w:lang w:val="en-US" w:bidi="th-TH"/>
+          <w:lang w:val="en-US"/>
         </w:rPr>
         <w:t xml:space="preserve">รายการ</w:t>
       </w:r>
@@ -54,7 +54,7 @@
       <w:r>
         <w:rPr>
           <w:cs/>
-          <w:lang w:val="en-US" w:bidi="th-TH"/>
+          <w:lang w:val="en-US"/>
         </w:rPr>
         <w:t xml:space="preserve">ตาราง</w:t>
       </w:r>
@@ -67,14 +67,14 @@
       <w:r>
         <w:rPr>
           <w:cs/>
-          <w:lang w:val="en-US" w:bidi="th-TH"/>
+          <w:lang w:val="en-US"/>
         </w:rPr>
         <w:t xml:space="preserve">Setext heading</w:t>
       </w:r>
       <w:r>
         <w:rPr>
           <w:cs/>
-          <w:lang w:val="en-US" w:bidi="th-TH"/>
+          <w:lang w:val="en-US"/>
         </w:rPr>
         <w:fldChar w:fldCharType="end"/>
       </w:r>
@@ -89,7 +89,7 @@
       <w:r>
         <w:rPr>
           <w:cs/>
-          <w:lang w:val="en-US" w:bidi="th-TH"/>
+          <w:lang w:val="en-US"/>
         </w:rPr>
         <w:t xml:space="preserve">รายงานทดสอบการสร้างเอกสาร</w:t>
       </w:r>
@@ -99,7 +99,7 @@
       <w:r>
         <w:rPr>
           <w:cs/>
-          <w:lang w:val="en-US" w:bidi="th-TH"/>
+          <w:lang w:val="en-US"/>
         </w:rPr>
         <w:t xml:space="preserve">เอกสารนี้เป็น </w:t>
       </w:r>
@@ -108,14 +108,14 @@
           <w:b/>
           <w:bCs/>
           <w:cs/>
-          <w:lang w:val="en-US" w:bidi="th-TH"/>
+          <w:lang w:val="en-US"/>
         </w:rPr>
         <w:t xml:space="preserve">ข้อมูลสังเคราะห์</w:t>
       </w:r>
       <w:r>
         <w:rPr>
           <w:cs/>
-          <w:lang w:val="en-US" w:bidi="th-TH"/>
+          <w:lang w:val="en-US"/>
         </w:rPr>
         <w:t xml:space="preserve"> สำหรับทดสอบ </w:t>
       </w:r>
@@ -124,14 +124,14 @@
           <w:i/>
           <w:iCs/>
           <w:cs/>
-          <w:lang w:val="en-US" w:bidi="th-TH"/>
+          <w:lang w:val="en-US"/>
         </w:rPr>
         <w:t xml:space="preserve">skill</w:t>
       </w:r>
       <w:r>
         <w:rPr>
           <w:cs/>
-          <w:lang w:val="en-US" w:bidi="th-TH"/>
+          <w:lang w:val="en-US"/>
         </w:rPr>
         <w:t xml:space="preserve"> ที่สร้างไฟล์ Word ภาษาไทยผสม English โดยไม่เปลี่ยนเนื้อหา </w:t>
       </w:r>
@@ -139,14 +139,14 @@
         <w:rPr>
           <w:strike/>
           <w:cs/>
-          <w:lang w:val="en-US" w:bidi="th-TH"/>
+          <w:lang w:val="en-US"/>
         </w:rPr>
         <w:t xml:space="preserve">แม้แต่ตัวเดียว</w:t>
       </w:r>
       <w:r>
         <w:rPr>
           <w:cs/>
-          <w:lang w:val="en-US" w:bidi="th-TH"/>
+          <w:lang w:val="en-US"/>
         </w:rPr>
         <w:t xml:space="preserve"> แม้แต่อักขระเดียวดูรายละเอียดที่ </w:t>
       </w:r>
@@ -155,7 +155,7 @@
           <w:rPr>
             <w:rStyle w:val="Hyperlink"/>
             <w:cs/>
-            <w:lang w:val="en-US" w:bidi="th-TH"/>
+            <w:lang w:val="en-US"/>
           </w:rPr>
           <w:t xml:space="preserve">ข้อกำหนด</w:t>
         </w:r>
@@ -163,7 +163,7 @@
       <w:r>
         <w:rPr>
           <w:cs/>
-          <w:lang w:val="en-US" w:bidi="th-TH"/>
+          <w:lang w:val="en-US"/>
         </w:rPr>
         <w:t xml:space="preserve"> และ </w:t>
       </w:r>
@@ -172,7 +172,7 @@
           <w:rPr>
             <w:rStyle w:val="Hyperlink"/>
             <w:cs/>
-            <w:lang w:val="en-US" w:bidi="th-TH"/>
+            <w:lang w:val="en-US"/>
           </w:rPr>
           <w:t xml:space="preserve">https://example.com/</w:t>
         </w:r>
@@ -180,7 +180,7 @@
       <w:r>
         <w:rPr>
           <w:cs/>
-          <w:lang w:val="en-US" w:bidi="th-TH"/>
+          <w:lang w:val="en-US"/>
         </w:rPr>
         <w:t xml:space="preserve"> หรือ </w:t>
       </w:r>
@@ -189,7 +189,7 @@
           <w:rPr>
             <w:rStyle w:val="Hyperlink"/>
             <w:cs/>
-            <w:lang w:val="en-US" w:bidi="th-TH"/>
+            <w:lang w:val="en-US"/>
           </w:rPr>
           <w:t xml:space="preserve">www.example.org/path</w:t>
         </w:r>
@@ -197,7 +197,7 @@
       <w:r>
         <w:rPr>
           <w:cs/>
-          <w:lang w:val="en-US" w:bidi="th-TH"/>
+          <w:lang w:val="en-US"/>
         </w:rPr>
         <w:t xml:space="preserve"> ก็ได้ อ้างอิงเชิงอรรถ</w:t>
       </w:r>
@@ -205,14 +205,14 @@
         <w:rPr>
           <w:rStyle w:val="FootnoteReference"/>
           <w:cs/>
-          <w:lang w:val="en-US" w:bidi="th-TH"/>
+          <w:lang w:val="en-US"/>
         </w:rPr>
         <w:footnoteReference w:id="1"/>
       </w:r>
       <w:r>
         <w:rPr>
           <w:cs/>
-          <w:lang w:val="en-US" w:bidi="th-TH"/>
+          <w:lang w:val="en-US"/>
         </w:rPr>
         <w:t xml:space="preserve"> ด้วย</w:t>
       </w:r>
@@ -222,21 +222,21 @@
       <w:r>
         <w:rPr>
           <w:cs/>
-          <w:lang w:val="en-US" w:bidi="th-TH"/>
+          <w:lang w:val="en-US"/>
         </w:rPr>
         <w:t xml:space="preserve">บรรทัดนี้ลงท้ายด้วยช่องว่างสองตัว</w:t>
       </w:r>
       <w:r>
         <w:rPr>
           <w:cs/>
-          <w:lang w:val="en-US" w:bidi="th-TH"/>
+          <w:lang w:val="en-US"/>
         </w:rPr>
         <w:br/>
       </w:r>
       <w:r>
         <w:rPr>
           <w:cs/>
-          <w:lang w:val="en-US" w:bidi="th-TH"/>
+          <w:lang w:val="en-US"/>
         </w:rPr>
         <w:t xml:space="preserve">จึงขึ้นบรรทัดใหม่แบบ hard break และ H</w:t>
       </w:r>
@@ -244,14 +244,14 @@
         <w:rPr>
           <w:vertAlign w:val="subscript"/>
           <w:cs/>
-          <w:lang w:val="en-US" w:bidi="th-TH"/>
+          <w:lang w:val="en-US"/>
         </w:rPr>
         <w:t xml:space="preserve">2</w:t>
       </w:r>
       <w:r>
         <w:rPr>
           <w:cs/>
-          <w:lang w:val="en-US" w:bidi="th-TH"/>
+          <w:lang w:val="en-US"/>
         </w:rPr>
         <w:t xml:space="preserve">O กับ x</w:t>
       </w:r>
@@ -259,14 +259,14 @@
         <w:rPr>
           <w:vertAlign w:val="superscript"/>
           <w:cs/>
-          <w:lang w:val="en-US" w:bidi="th-TH"/>
+          <w:lang w:val="en-US"/>
         </w:rPr>
         <w:t xml:space="preserve">2</w:t>
       </w:r>
       <w:r>
         <w:rPr>
           <w:cs/>
-          <w:lang w:val="en-US" w:bidi="th-TH"/>
+          <w:lang w:val="en-US"/>
         </w:rPr>
         <w:t xml:space="preserve"> และ </w:t>
       </w:r>
@@ -274,14 +274,14 @@
         <w:rPr>
           <w:u w:val="single"/>
           <w:cs/>
-          <w:lang w:val="en-US" w:bidi="th-TH"/>
+          <w:lang w:val="en-US"/>
         </w:rPr>
         <w:t xml:space="preserve">ขีดเส้นใต้</w:t>
       </w:r>
       <w:r>
         <w:rPr>
           <w:cs/>
-          <w:lang w:val="en-US" w:bidi="th-TH"/>
+          <w:lang w:val="en-US"/>
         </w:rPr>
         <w:t xml:space="preserve"> กด </w:t>
       </w:r>
@@ -289,21 +289,21 @@
         <w:rPr>
           <w:rFonts w:ascii="Consolas" w:hAnsi="Consolas" w:cs="TH Sarabun New"/>
           <w:cs/>
-          <w:lang w:val="en-US" w:bidi="th-TH"/>
+          <w:lang w:val="en-US"/>
         </w:rPr>
         <w:t xml:space="preserve">Ctrl</w:t>
       </w:r>
       <w:r>
         <w:rPr>
           <w:cs/>
-          <w:lang w:val="en-US" w:bidi="th-TH"/>
+          <w:lang w:val="en-US"/>
         </w:rPr>
         <w:br/>
       </w:r>
       <w:r>
         <w:rPr>
           <w:cs/>
-          <w:lang w:val="en-US" w:bidi="th-TH"/>
+          <w:lang w:val="en-US"/>
         </w:rPr>
         <w:t xml:space="preserve">จบย่อหน้า</w:t>
       </w:r>
@@ -315,7 +315,7 @@
       <w:r>
         <w:rPr>
           <w:cs/>
-          <w:lang w:val="en-US" w:bidi="th-TH"/>
+          <w:lang w:val="en-US"/>
         </w:rPr>
         <w:t xml:space="preserve">รายการ</w:t>
       </w:r>
@@ -331,7 +331,7 @@
       <w:r>
         <w:rPr>
           <w:cs/>
-          <w:lang w:val="en-US" w:bidi="th-TH"/>
+          <w:lang w:val="en-US"/>
         </w:rPr>
         <w:t xml:space="preserve">ข้อแรก มี </w:t>
       </w:r>
@@ -339,14 +339,14 @@
         <w:rPr>
           <w:rFonts w:ascii="Consolas" w:hAnsi="Consolas" w:cs="TH Sarabun New"/>
           <w:cs/>
-          <w:lang w:val="en-US" w:bidi="th-TH"/>
+          <w:lang w:val="en-US"/>
         </w:rPr>
         <w:t xml:space="preserve">code span</w:t>
       </w:r>
       <w:r>
         <w:rPr>
           <w:cs/>
-          <w:lang w:val="en-US" w:bidi="th-TH"/>
+          <w:lang w:val="en-US"/>
         </w:rPr>
         <w:t xml:space="preserve"> อยู่ด้วย</w:t>
       </w:r>
@@ -362,7 +362,7 @@
       <w:r>
         <w:rPr>
           <w:cs/>
-          <w:lang w:val="en-US" w:bidi="th-TH"/>
+          <w:lang w:val="en-US"/>
         </w:rPr>
         <w:t xml:space="preserve">ข้อสอง</w:t>
       </w:r>
@@ -378,7 +378,7 @@
       <w:r>
         <w:rPr>
           <w:cs/>
-          <w:lang w:val="en-US" w:bidi="th-TH"/>
+          <w:lang w:val="en-US"/>
         </w:rPr>
         <w:t xml:space="preserve">ข้อย่อย 2.1</w:t>
       </w:r>
@@ -394,7 +394,7 @@
       <w:r>
         <w:rPr>
           <w:cs/>
-          <w:lang w:val="en-US" w:bidi="th-TH"/>
+          <w:lang w:val="en-US"/>
         </w:rPr>
         <w:t xml:space="preserve">ข้อย่อย 2.2 ยาวจนต้องตัดบรรทัดในต้นฉบับ</w:t>
       </w:r>
@@ -408,14 +408,14 @@
         <w:rPr>
           <w:rFonts w:ascii="Arial" w:hAnsi="Arial" w:cs="Arial"/>
           <w:cs/>
-          <w:lang w:val="en-US" w:bidi="th-TH"/>
+          <w:lang w:val="en-US"/>
         </w:rPr>
         <w:t xml:space="preserve">□ </w:t>
       </w:r>
       <w:r>
         <w:rPr>
           <w:cs/>
-          <w:lang w:val="en-US" w:bidi="th-TH"/>
+          <w:lang w:val="en-US"/>
         </w:rPr>
         <w:t xml:space="preserve">งานที่ยังไม่ทำ</w:t>
       </w:r>
@@ -429,14 +429,14 @@
         <w:rPr>
           <w:rFonts w:ascii="Arial" w:hAnsi="Arial" w:cs="Arial"/>
           <w:cs/>
-          <w:lang w:val="en-US" w:bidi="th-TH"/>
+          <w:lang w:val="en-US"/>
         </w:rPr>
         <w:t xml:space="preserve">■ </w:t>
       </w:r>
       <w:r>
         <w:rPr>
           <w:cs/>
-          <w:lang w:val="en-US" w:bidi="th-TH"/>
+          <w:lang w:val="en-US"/>
         </w:rPr>
         <w:t xml:space="preserve">งานที่ทำแล้ว</w:t>
       </w:r>
@@ -449,21 +449,21 @@
       <w:r>
         <w:rPr>
           <w:cs/>
-          <w:lang w:val="en-US" w:bidi="th-TH"/>
+          <w:lang w:val="en-US"/>
         </w:rPr>
         <w:t xml:space="preserve">1.</w:t>
       </w:r>
       <w:r>
         <w:rPr>
           <w:cs/>
-          <w:lang w:val="en-US" w:bidi="th-TH"/>
+          <w:lang w:val="en-US"/>
         </w:rPr>
         <w:tab/>
       </w:r>
       <w:r>
         <w:rPr>
           <w:cs/>
-          <w:lang w:val="en-US" w:bidi="th-TH"/>
+          <w:lang w:val="en-US"/>
         </w:rPr>
         <w:t xml:space="preserve">ขั้นตอนแรก</w:t>
       </w:r>
@@ -476,21 +476,21 @@
       <w:r>
         <w:rPr>
           <w:cs/>
-          <w:lang w:val="en-US" w:bidi="th-TH"/>
+          <w:lang w:val="en-US"/>
         </w:rPr>
         <w:t xml:space="preserve">2.</w:t>
       </w:r>
       <w:r>
         <w:rPr>
           <w:cs/>
-          <w:lang w:val="en-US" w:bidi="th-TH"/>
+          <w:lang w:val="en-US"/>
         </w:rPr>
         <w:tab/>
       </w:r>
       <w:r>
         <w:rPr>
           <w:cs/>
-          <w:lang w:val="en-US" w:bidi="th-TH"/>
+          <w:lang w:val="en-US"/>
         </w:rPr>
         <w:t xml:space="preserve">ขั้นตอนที่สอง</w:t>
       </w:r>
@@ -503,21 +503,21 @@
       <w:r>
         <w:rPr>
           <w:cs/>
-          <w:lang w:val="en-US" w:bidi="th-TH"/>
+          <w:lang w:val="en-US"/>
         </w:rPr>
         <w:t xml:space="preserve">1.</w:t>
       </w:r>
       <w:r>
         <w:rPr>
           <w:cs/>
-          <w:lang w:val="en-US" w:bidi="th-TH"/>
+          <w:lang w:val="en-US"/>
         </w:rPr>
         <w:tab/>
       </w:r>
       <w:r>
         <w:rPr>
           <w:cs/>
-          <w:lang w:val="en-US" w:bidi="th-TH"/>
+          <w:lang w:val="en-US"/>
         </w:rPr>
         <w:t xml:space="preserve">ขั้นย่อย</w:t>
       </w:r>
@@ -530,21 +530,21 @@
       <w:r>
         <w:rPr>
           <w:cs/>
-          <w:lang w:val="en-US" w:bidi="th-TH"/>
+          <w:lang w:val="en-US"/>
         </w:rPr>
         <w:t xml:space="preserve">3.</w:t>
       </w:r>
       <w:r>
         <w:rPr>
           <w:cs/>
-          <w:lang w:val="en-US" w:bidi="th-TH"/>
+          <w:lang w:val="en-US"/>
         </w:rPr>
         <w:tab/>
       </w:r>
       <w:r>
         <w:rPr>
           <w:cs/>
-          <w:lang w:val="en-US" w:bidi="th-TH"/>
+          <w:lang w:val="en-US"/>
         </w:rPr>
         <w:t xml:space="preserve">ขั้นตอนสุดท้าย</w:t>
       </w:r>
@@ -556,7 +556,7 @@
       <w:r>
         <w:rPr>
           <w:cs/>
-          <w:lang w:val="en-US" w:bidi="th-TH"/>
+          <w:lang w:val="en-US"/>
         </w:rPr>
         <w:t xml:space="preserve">ตาราง</w:t>
       </w:r>
@@ -600,7 +600,7 @@
                 <w:b/>
                 <w:bCs/>
                 <w:cs/>
-                <w:lang w:val="en-US" w:bidi="th-TH"/>
+                <w:lang w:val="en-US"/>
               </w:rPr>
               <w:t xml:space="preserve">หัวข้อ</w:t>
             </w:r>
@@ -620,7 +620,7 @@
                 <w:b/>
                 <w:bCs/>
                 <w:cs/>
-                <w:lang w:val="en-US" w:bidi="th-TH"/>
+                <w:lang w:val="en-US"/>
               </w:rPr>
               <w:t xml:space="preserve">จำนวน</w:t>
             </w:r>
@@ -640,7 +640,7 @@
                 <w:b/>
                 <w:bCs/>
                 <w:cs/>
-                <w:lang w:val="en-US" w:bidi="th-TH"/>
+                <w:lang w:val="en-US"/>
               </w:rPr>
               <w:t xml:space="preserve">หมายเหตุ</w:t>
             </w:r>
@@ -659,7 +659,7 @@
             <w:r>
               <w:rPr>
                 <w:cs/>
-                <w:lang w:val="en-US" w:bidi="th-TH"/>
+                <w:lang w:val="en-US"/>
               </w:rPr>
               <w:t xml:space="preserve">ก</w:t>
             </w:r>
@@ -677,7 +677,7 @@
             <w:r>
               <w:rPr>
                 <w:cs/>
-                <w:lang w:val="en-US" w:bidi="th-TH"/>
+                <w:lang w:val="en-US"/>
               </w:rPr>
               <w:t xml:space="preserve">1</w:t>
             </w:r>
@@ -695,7 +695,7 @@
             <w:r>
               <w:rPr>
                 <w:cs/>
-                <w:lang w:val="en-US" w:bidi="th-TH"/>
+                <w:lang w:val="en-US"/>
               </w:rPr>
               <w:t xml:space="preserve">ปกติ</w:t>
             </w:r>
@@ -714,7 +714,7 @@
             <w:r>
               <w:rPr>
                 <w:cs/>
-                <w:lang w:val="en-US" w:bidi="th-TH"/>
+                <w:lang w:val="en-US"/>
               </w:rPr>
               <w:t xml:space="preserve">ข | ค</w:t>
             </w:r>
@@ -732,7 +732,7 @@
             <w:r>
               <w:rPr>
                 <w:cs/>
-                <w:lang w:val="en-US" w:bidi="th-TH"/>
+                <w:lang w:val="en-US"/>
               </w:rPr>
               <w:t xml:space="preserve">22</w:t>
             </w:r>
@@ -752,7 +752,7 @@
                 <w:b/>
                 <w:bCs/>
                 <w:cs/>
-                <w:lang w:val="en-US" w:bidi="th-TH"/>
+                <w:lang w:val="en-US"/>
               </w:rPr>
               <w:t xml:space="preserve">หนา</w:t>
             </w:r>
@@ -770,7 +770,7 @@
       <w:r>
         <w:rPr>
           <w:cs/>
-          <w:lang w:val="en-US" w:bidi="th-TH"/>
+          <w:lang w:val="en-US"/>
         </w:rPr>
         <w:t xml:space="preserve">คำพูดที่ยกมา ยาวสองบรรทัดต่อกันไปโดยไม่มีช่องว่าง</w:t>
       </w:r>
@@ -782,7 +782,7 @@
       <w:r>
         <w:rPr>
           <w:cs/>
-          <w:lang w:val="en-US" w:bidi="th-TH"/>
+          <w:lang w:val="en-US"/>
         </w:rPr>
         <w:t xml:space="preserve">โค้ด</w:t>
       </w:r>
@@ -794,7 +794,7 @@
       <w:r>
         <w:rPr>
           <w:cs/>
-          <w:lang w:val="en-US" w:bidi="th-TH"/>
+          <w:lang w:val="en-US"/>
         </w:rPr>
         <w:t xml:space="preserve">def สวัสดี():  # comment ภาษาไทย</w:t>
       </w:r>
@@ -806,7 +806,7 @@
       <w:r>
         <w:rPr>
           <w:cs/>
-          <w:lang w:val="en-US" w:bidi="th-TH"/>
+          <w:lang w:val="en-US"/>
         </w:rPr>
         <w:t xml:space="preserve">    return "hello &amp; &lt;world&gt;"</w:t>
       </w:r>
@@ -818,7 +818,7 @@
       <w:r>
         <w:rPr>
           <w:cs/>
-          <w:lang w:val="en-US" w:bidi="th-TH"/>
+          <w:lang w:val="en-US"/>
         </w:rPr>
         <w:t xml:space="preserve">indented code block</w:t>
       </w:r>
@@ -828,7 +828,7 @@
       <w:r>
         <w:rPr>
           <w:cs/>
-          <w:lang w:val="en-US" w:bidi="th-TH"/>
+          <w:lang w:val="en-US"/>
         </w:rPr>
         <w:t xml:space="preserve">สูตร </w:t>
       </w:r>
@@ -836,14 +836,14 @@
         <w:rPr>
           <w:rFonts w:ascii="Consolas" w:hAnsi="Consolas" w:cs="TH Sarabun New"/>
           <w:cs/>
-          <w:lang w:val="en-US" w:bidi="th-TH"/>
+          <w:lang w:val="en-US"/>
         </w:rPr>
         <w:t xml:space="preserve">E = mc^2</w:t>
       </w:r>
       <w:r>
         <w:rPr>
           <w:cs/>
-          <w:lang w:val="en-US" w:bidi="th-TH"/>
+          <w:lang w:val="en-US"/>
         </w:rPr>
         <w:t xml:space="preserve"> อยู่กลางประโยค</w:t>
       </w:r>
@@ -855,7 +855,7 @@
       <w:r>
         <w:rPr>
           <w:cs/>
-          <w:lang w:val="en-US" w:bidi="th-TH"/>
+          <w:lang w:val="en-US"/>
         </w:rPr>
         <w:t xml:space="preserve">\int_0^1 x\,dx</w:t>
       </w:r>
@@ -874,7 +874,7 @@
       <w:r>
         <w:rPr>
           <w:cs/>
-          <w:lang w:val="en-US" w:bidi="th-TH"/>
+          <w:lang w:val="en-US"/>
         </w:rPr>
         <w:t xml:space="preserve">Setext heading</w:t>
       </w:r>
@@ -884,7 +884,7 @@
       <w:r>
         <w:rPr>
           <w:cs/>
-          <w:lang w:val="en-US" w:bidi="th-TH"/>
+          <w:lang w:val="en-US"/>
         </w:rPr>
         <w:t xml:space="preserve">ราคา 5 $ ต่อ 3 $ ไม่ใช่สูตร และ 5 &lt; 6 &amp; ©</w:t>
       </w:r>
@@ -894,7 +894,7 @@
       <w:r>
         <w:rPr>
           <w:cs/>
-          <w:lang w:val="en-US" w:bidi="th-TH"/>
+          <w:lang w:val="en-US"/>
         </w:rPr>
         <w:drawing>
           <wp:inline distT="0" distB="0" distL="0" distR="0">
@@ -936,7 +936,7 @@
       <w:r>
         <w:rPr>
           <w:cs/>
-          <w:lang w:val="en-US" w:bidi="th-TH"/>
+          <w:lang w:val="en-US"/>
         </w:rPr>
         <w:t xml:space="preserve">ระดับห้า</w:t>
       </w:r>
@@ -948,7 +948,7 @@
       <w:r>
         <w:rPr>
           <w:cs/>
-          <w:lang w:val="en-US" w:bidi="th-TH"/>
+          <w:lang w:val="en-US"/>
         </w:rPr>
         <w:t xml:space="preserve">ระดับหก</w:t>
       </w:r>
@@ -993,21 +993,21 @@
         <w:rPr>
           <w:rStyle w:val="FootnoteReference"/>
           <w:cs/>
-          <w:lang w:val="en-US" w:bidi="th-TH"/>
+          <w:lang w:val="en-US"/>
         </w:rPr>
         <w:footnoteRef/>
       </w:r>
       <w:r>
         <w:rPr>
           <w:cs/>
-          <w:lang w:val="en-US" w:bidi="th-TH"/>
+          <w:lang w:val="en-US"/>
         </w:rPr>
         <w:tab/>
       </w:r>
       <w:r>
         <w:rPr>
           <w:cs/>
-          <w:lang w:val="en-US" w:bidi="th-TH"/>
+          <w:lang w:val="en-US"/>
         </w:rPr>
         <w:t xml:space="preserve">เชิงอรรถ </w:t>
       </w:r>
@@ -1016,14 +1016,14 @@
           <w:b/>
           <w:bCs/>
           <w:cs/>
-          <w:lang w:val="en-US" w:bidi="th-TH"/>
+          <w:lang w:val="en-US"/>
         </w:rPr>
         <w:t xml:space="preserve">ตัวหนา</w:t>
       </w:r>
       <w:r>
         <w:rPr>
           <w:cs/>
-          <w:lang w:val="en-US" w:bidi="th-TH"/>
+          <w:lang w:val="en-US"/>
         </w:rPr>
         <w:t xml:space="preserve"> อยู่ที่นี่บรรทัดต่อของเชิงอรรถ</w:t>
       </w:r>
@@ -1042,28 +1042,28 @@
     <w:r>
       <w:rPr>
         <w:cs/>
-        <w:lang w:val="en-US" w:bidi="th-TH"/>
+        <w:lang w:val="en-US"/>
       </w:rPr>
       <w:fldChar w:fldCharType="begin"/>
     </w:r>
     <w:r>
       <w:rPr>
         <w:cs/>
-        <w:lang w:val="en-US" w:bidi="th-TH"/>
+        <w:lang w:val="en-US"/>
       </w:rPr>
       <w:instrText xml:space="preserve"> PAGE </w:instrText>
     </w:r>
     <w:r>
       <w:rPr>
         <w:cs/>
-        <w:lang w:val="en-US" w:bidi="th-TH"/>
+        <w:lang w:val="en-US"/>
       </w:rPr>
       <w:fldChar w:fldCharType="separate"/>
     </w:r>
     <w:r>
       <w:rPr>
         <w:cs/>
-        <w:lang w:val="en-US" w:bidi="th-TH"/>
+        <w:lang w:val="en-US"/>
       </w:rPr>
       <w:fldChar w:fldCharType="end"/>
     </w:r>
@@ -1088,7 +1088,7 @@
         <w:sz w:val="30"/>
         <w:szCs w:val="30"/>
         <w:cs/>
-        <w:lang w:val="en-US" w:bidi="th-TH"/>
+        <w:lang w:val="en-US"/>
       </w:rPr>
     </w:lvl>
     <w:lvl w:ilvl="1">
@@ -1104,7 +1104,7 @@
         <w:sz w:val="30"/>
         <w:szCs w:val="30"/>
         <w:cs/>
-        <w:lang w:val="en-US" w:bidi="th-TH"/>
+        <w:lang w:val="en-US"/>
       </w:rPr>
     </w:lvl>
     <w:lvl w:ilvl="2">
@@ -1120,7 +1120,7 @@
         <w:sz w:val="30"/>
         <w:szCs w:val="30"/>
         <w:cs/>
-        <w:lang w:val="en-US" w:bidi="th-TH"/>
+        <w:lang w:val="en-US"/>
       </w:rPr>
     </w:lvl>
     <w:lvl w:ilvl="3">
@@ -1136,7 +1136,7 @@
         <w:sz w:val="30"/>
         <w:szCs w:val="30"/>
         <w:cs/>
-        <w:lang w:val="en-US" w:bidi="th-TH"/>
+        <w:lang w:val="en-US"/>
       </w:rPr>
     </w:lvl>
     <w:lvl w:ilvl="4">
@@ -1152,7 +1152,7 @@
         <w:sz w:val="30"/>
         <w:szCs w:val="30"/>
         <w:cs/>
-        <w:lang w:val="en-US" w:bidi="th-TH"/>
+        <w:lang w:val="en-US"/>
       </w:rPr>
     </w:lvl>
     <w:lvl w:ilvl="5">
@@ -1168,7 +1168,7 @@
         <w:sz w:val="30"/>
         <w:szCs w:val="30"/>
         <w:cs/>
-        <w:lang w:val="en-US" w:bidi="th-TH"/>
+        <w:lang w:val="en-US"/>
       </w:rPr>
     </w:lvl>
     <w:lvl w:ilvl="6">
@@ -1184,7 +1184,7 @@
         <w:sz w:val="30"/>
         <w:szCs w:val="30"/>
         <w:cs/>
-        <w:lang w:val="en-US" w:bidi="th-TH"/>
+        <w:lang w:val="en-US"/>
       </w:rPr>
     </w:lvl>
     <w:lvl w:ilvl="7">
@@ -1200,7 +1200,7 @@
         <w:sz w:val="30"/>
         <w:szCs w:val="30"/>
         <w:cs/>
-        <w:lang w:val="en-US" w:bidi="th-TH"/>
+        <w:lang w:val="en-US"/>
       </w:rPr>
     </w:lvl>
     <w:lvl w:ilvl="8">
@@ -1216,7 +1216,7 @@
         <w:sz w:val="30"/>
         <w:szCs w:val="30"/>
         <w:cs/>
-        <w:lang w:val="en-US" w:bidi="th-TH"/>
+        <w:lang w:val="en-US"/>
       </w:rPr>
     </w:lvl>
   </w:abstractNum>
@@ -1235,7 +1235,7 @@
         <w:sz w:val="30"/>
         <w:szCs w:val="30"/>
         <w:cs/>
-        <w:lang w:val="en-US" w:eastAsia="en-US" w:bidi="th-TH"/>
+        <w:lang w:val="en-US" w:eastAsia="en-US"/>
       </w:rPr>
     </w:rPrDefault>
     <w:pPrDefault>
@@ -1253,7 +1253,7 @@
       <w:sz w:val="30"/>
       <w:szCs w:val="30"/>
       <w:cs/>
-      <w:lang w:val="en-US" w:bidi="th-TH"/>
+      <w:lang w:val="en-US"/>
     </w:rPr>
   </w:style>
   <w:style w:type="paragraph" w:styleId="Heading1">

--- a/tests/golden/sample-all-flags.docx
+++ b/tests/golden/sample-all-flags.docx
@@ -7,30 +7,17 @@
         <w:pStyle w:val="TOC1"/>
       </w:pPr>
       <w:r>
-        <w:rPr>
-          <w:cs/>
-          <w:lang w:val="en-US"/>
-        </w:rPr>
         <w:fldChar w:fldCharType="begin"/>
       </w:r>
       <w:r>
-        <w:rPr>
-          <w:cs/>
-          <w:lang w:val="en-US"/>
-        </w:rPr>
         <w:instrText xml:space="preserve"> TOC \o "1-3" \h \z \u </w:instrText>
       </w:r>
       <w:r>
-        <w:rPr>
-          <w:cs/>
-          <w:lang w:val="en-US"/>
-        </w:rPr>
         <w:fldChar w:fldCharType="separate"/>
       </w:r>
       <w:r>
         <w:rPr>
           <w:cs/>
-          <w:lang w:val="en-US"/>
         </w:rPr>
         <w:t xml:space="preserve">รายงานทดสอบการสร้างเอกสาร</w:t>
       </w:r>
@@ -42,7 +29,6 @@
       <w:r>
         <w:rPr>
           <w:cs/>
-          <w:lang w:val="en-US"/>
         </w:rPr>
         <w:t xml:space="preserve">รายการ</w:t>
       </w:r>
@@ -54,7 +40,6 @@
       <w:r>
         <w:rPr>
           <w:cs/>
-          <w:lang w:val="en-US"/>
         </w:rPr>
         <w:t xml:space="preserve">ตาราง</w:t>
       </w:r>
@@ -65,17 +50,9 @@
         <w:jc w:val="left"/>
       </w:pPr>
       <w:r>
-        <w:rPr>
-          <w:cs/>
-          <w:lang w:val="en-US"/>
-        </w:rPr>
         <w:t xml:space="preserve">Setext heading</w:t>
       </w:r>
       <w:r>
-        <w:rPr>
-          <w:cs/>
-          <w:lang w:val="en-US"/>
-        </w:rPr>
         <w:fldChar w:fldCharType="end"/>
       </w:r>
     </w:p>
@@ -89,7 +66,6 @@
       <w:r>
         <w:rPr>
           <w:cs/>
-          <w:lang w:val="en-US"/>
         </w:rPr>
         <w:t xml:space="preserve">รายงานทดสอบการสร้างเอกสาร</w:t>
       </w:r>
@@ -99,7 +75,6 @@
       <w:r>
         <w:rPr>
           <w:cs/>
-          <w:lang w:val="en-US"/>
         </w:rPr>
         <w:t xml:space="preserve">เอกสารนี้เป็น </w:t>
       </w:r>
@@ -108,14 +83,12 @@
           <w:b/>
           <w:bCs/>
           <w:cs/>
-          <w:lang w:val="en-US"/>
         </w:rPr>
         <w:t xml:space="preserve">ข้อมูลสังเคราะห์</w:t>
       </w:r>
       <w:r>
         <w:rPr>
           <w:cs/>
-          <w:lang w:val="en-US"/>
         </w:rPr>
         <w:t xml:space="preserve"> สำหรับทดสอบ </w:t>
       </w:r>
@@ -123,30 +96,43 @@
         <w:rPr>
           <w:i/>
           <w:iCs/>
-          <w:cs/>
-          <w:lang w:val="en-US"/>
         </w:rPr>
         <w:t xml:space="preserve">skill</w:t>
       </w:r>
       <w:r>
         <w:rPr>
           <w:cs/>
-          <w:lang w:val="en-US"/>
-        </w:rPr>
-        <w:t xml:space="preserve"> ที่สร้างไฟล์ Word ภาษาไทยผสม English โดยไม่เปลี่ยนเนื้อหา </w:t>
+        </w:rPr>
+        <w:t xml:space="preserve"> ที่สร้างไฟล์ </w:t>
+      </w:r>
+      <w:r>
+        <w:t xml:space="preserve">Word </w:t>
+      </w:r>
+      <w:r>
+        <w:rPr>
+          <w:cs/>
+        </w:rPr>
+        <w:t xml:space="preserve">ภาษาไทยผสม </w:t>
+      </w:r>
+      <w:r>
+        <w:t xml:space="preserve">English </w:t>
+      </w:r>
+      <w:r>
+        <w:rPr>
+          <w:cs/>
+        </w:rPr>
+        <w:t xml:space="preserve">โดยไม่เปลี่ยนเนื้อหา </w:t>
       </w:r>
       <w:r>
         <w:rPr>
           <w:strike/>
           <w:cs/>
-          <w:lang w:val="en-US"/>
         </w:rPr>
         <w:t xml:space="preserve">แม้แต่ตัวเดียว</w:t>
       </w:r>
       <w:r>
         <w:rPr>
           <w:cs/>
-          <w:lang w:val="en-US"/>
         </w:rPr>
         <w:t xml:space="preserve"> แม้แต่อักขระเดียวดูรายละเอียดที่ </w:t>
       </w:r>
@@ -155,7 +141,6 @@
           <w:rPr>
             <w:rStyle w:val="Hyperlink"/>
             <w:cs/>
-            <w:lang w:val="en-US"/>
           </w:rPr>
           <w:t xml:space="preserve">ข้อกำหนด</w:t>
         </w:r>
@@ -163,7 +148,6 @@
       <w:r>
         <w:rPr>
           <w:cs/>
-          <w:lang w:val="en-US"/>
         </w:rPr>
         <w:t xml:space="preserve"> และ </w:t>
       </w:r>
@@ -171,8 +155,6 @@
         <w:r>
           <w:rPr>
             <w:rStyle w:val="Hyperlink"/>
-            <w:cs/>
-            <w:lang w:val="en-US"/>
           </w:rPr>
           <w:t xml:space="preserve">https://example.com/</w:t>
         </w:r>
@@ -180,7 +162,6 @@
       <w:r>
         <w:rPr>
           <w:cs/>
-          <w:lang w:val="en-US"/>
         </w:rPr>
         <w:t xml:space="preserve"> หรือ </w:t>
       </w:r>
@@ -188,8 +169,6 @@
         <w:r>
           <w:rPr>
             <w:rStyle w:val="Hyperlink"/>
-            <w:cs/>
-            <w:lang w:val="en-US"/>
           </w:rPr>
           <w:t xml:space="preserve">www.example.org/path</w:t>
         </w:r>
@@ -197,22 +176,18 @@
       <w:r>
         <w:rPr>
           <w:cs/>
-          <w:lang w:val="en-US"/>
         </w:rPr>
         <w:t xml:space="preserve"> ก็ได้ อ้างอิงเชิงอรรถ</w:t>
       </w:r>
       <w:r>
         <w:rPr>
           <w:rStyle w:val="FootnoteReference"/>
-          <w:cs/>
-          <w:lang w:val="en-US"/>
         </w:rPr>
         <w:footnoteReference w:id="1"/>
       </w:r>
       <w:r>
         <w:rPr>
           <w:cs/>
-          <w:lang w:val="en-US"/>
         </w:rPr>
         <w:t xml:space="preserve"> ด้วย</w:t>
       </w:r>
@@ -222,51 +197,57 @@
       <w:r>
         <w:rPr>
           <w:cs/>
-          <w:lang w:val="en-US"/>
         </w:rPr>
         <w:t xml:space="preserve">บรรทัดนี้ลงท้ายด้วยช่องว่างสองตัว</w:t>
       </w:r>
       <w:r>
-        <w:rPr>
-          <w:cs/>
-          <w:lang w:val="en-US"/>
-        </w:rPr>
         <w:br/>
       </w:r>
       <w:r>
         <w:rPr>
           <w:cs/>
-          <w:lang w:val="en-US"/>
-        </w:rPr>
-        <w:t xml:space="preserve">จึงขึ้นบรรทัดใหม่แบบ hard break และ H</w:t>
+        </w:rPr>
+        <w:t xml:space="preserve">จึงขึ้นบรรทัดใหม่แบบ </w:t>
+      </w:r>
+      <w:r>
+        <w:t xml:space="preserve">hard break </w:t>
+      </w:r>
+      <w:r>
+        <w:rPr>
+          <w:cs/>
+        </w:rPr>
+        <w:t xml:space="preserve">และ </w:t>
+      </w:r>
+      <w:r>
+        <w:t xml:space="preserve">H</w:t>
       </w:r>
       <w:r>
         <w:rPr>
           <w:vertAlign w:val="subscript"/>
-          <w:cs/>
-          <w:lang w:val="en-US"/>
         </w:rPr>
         <w:t xml:space="preserve">2</w:t>
       </w:r>
       <w:r>
-        <w:rPr>
-          <w:cs/>
-          <w:lang w:val="en-US"/>
-        </w:rPr>
-        <w:t xml:space="preserve">O กับ x</w:t>
+        <w:t xml:space="preserve">O </w:t>
+      </w:r>
+      <w:r>
+        <w:rPr>
+          <w:cs/>
+        </w:rPr>
+        <w:t xml:space="preserve">กับ </w:t>
+      </w:r>
+      <w:r>
+        <w:t xml:space="preserve">x</w:t>
       </w:r>
       <w:r>
         <w:rPr>
           <w:vertAlign w:val="superscript"/>
-          <w:cs/>
-          <w:lang w:val="en-US"/>
         </w:rPr>
         <w:t xml:space="preserve">2</w:t>
       </w:r>
       <w:r>
         <w:rPr>
           <w:cs/>
-          <w:lang w:val="en-US"/>
         </w:rPr>
         <w:t xml:space="preserve"> และ </w:t>
       </w:r>
@@ -274,36 +255,27 @@
         <w:rPr>
           <w:u w:val="single"/>
           <w:cs/>
-          <w:lang w:val="en-US"/>
         </w:rPr>
         <w:t xml:space="preserve">ขีดเส้นใต้</w:t>
       </w:r>
       <w:r>
         <w:rPr>
           <w:cs/>
-          <w:lang w:val="en-US"/>
         </w:rPr>
         <w:t xml:space="preserve"> กด </w:t>
       </w:r>
       <w:r>
         <w:rPr>
           <w:rFonts w:ascii="Consolas" w:hAnsi="Consolas" w:cs="TH Sarabun New"/>
-          <w:cs/>
-          <w:lang w:val="en-US"/>
         </w:rPr>
         <w:t xml:space="preserve">Ctrl</w:t>
       </w:r>
       <w:r>
-        <w:rPr>
-          <w:cs/>
-          <w:lang w:val="en-US"/>
-        </w:rPr>
         <w:br/>
       </w:r>
       <w:r>
         <w:rPr>
           <w:cs/>
-          <w:lang w:val="en-US"/>
         </w:rPr>
         <w:t xml:space="preserve">จบย่อหน้า</w:t>
       </w:r>
@@ -315,7 +287,6 @@
       <w:r>
         <w:rPr>
           <w:cs/>
-          <w:lang w:val="en-US"/>
         </w:rPr>
         <w:t xml:space="preserve">รายการ</w:t>
       </w:r>
@@ -331,22 +302,18 @@
       <w:r>
         <w:rPr>
           <w:cs/>
-          <w:lang w:val="en-US"/>
         </w:rPr>
         <w:t xml:space="preserve">ข้อแรก มี </w:t>
       </w:r>
       <w:r>
         <w:rPr>
           <w:rFonts w:ascii="Consolas" w:hAnsi="Consolas" w:cs="TH Sarabun New"/>
-          <w:cs/>
-          <w:lang w:val="en-US"/>
         </w:rPr>
         <w:t xml:space="preserve">code span</w:t>
       </w:r>
       <w:r>
         <w:rPr>
           <w:cs/>
-          <w:lang w:val="en-US"/>
         </w:rPr>
         <w:t xml:space="preserve"> อยู่ด้วย</w:t>
       </w:r>
@@ -362,7 +329,6 @@
       <w:r>
         <w:rPr>
           <w:cs/>
-          <w:lang w:val="en-US"/>
         </w:rPr>
         <w:t xml:space="preserve">ข้อสอง</w:t>
       </w:r>
@@ -378,9 +344,11 @@
       <w:r>
         <w:rPr>
           <w:cs/>
-          <w:lang w:val="en-US"/>
-        </w:rPr>
-        <w:t xml:space="preserve">ข้อย่อย 2.1</w:t>
+        </w:rPr>
+        <w:t xml:space="preserve">ข้อย่อย </w:t>
+      </w:r>
+      <w:r>
+        <w:t xml:space="preserve">2.1</w:t>
       </w:r>
     </w:p>
     <w:p>
@@ -394,9 +362,17 @@
       <w:r>
         <w:rPr>
           <w:cs/>
-          <w:lang w:val="en-US"/>
-        </w:rPr>
-        <w:t xml:space="preserve">ข้อย่อย 2.2 ยาวจนต้องตัดบรรทัดในต้นฉบับ</w:t>
+        </w:rPr>
+        <w:t xml:space="preserve">ข้อย่อย </w:t>
+      </w:r>
+      <w:r>
+        <w:t xml:space="preserve">2.2 </w:t>
+      </w:r>
+      <w:r>
+        <w:rPr>
+          <w:cs/>
+        </w:rPr>
+        <w:t xml:space="preserve">ยาวจนต้องตัดบรรทัดในต้นฉบับ</w:t>
       </w:r>
     </w:p>
     <w:p>
@@ -407,15 +383,12 @@
       <w:r>
         <w:rPr>
           <w:rFonts w:ascii="Arial" w:hAnsi="Arial" w:cs="Arial"/>
-          <w:cs/>
-          <w:lang w:val="en-US"/>
         </w:rPr>
         <w:t xml:space="preserve">□ </w:t>
       </w:r>
       <w:r>
         <w:rPr>
           <w:cs/>
-          <w:lang w:val="en-US"/>
         </w:rPr>
         <w:t xml:space="preserve">งานที่ยังไม่ทำ</w:t>
       </w:r>
@@ -428,15 +401,12 @@
       <w:r>
         <w:rPr>
           <w:rFonts w:ascii="Arial" w:hAnsi="Arial" w:cs="Arial"/>
-          <w:cs/>
-          <w:lang w:val="en-US"/>
         </w:rPr>
         <w:t xml:space="preserve">■ </w:t>
       </w:r>
       <w:r>
         <w:rPr>
           <w:cs/>
-          <w:lang w:val="en-US"/>
         </w:rPr>
         <w:t xml:space="preserve">งานที่ทำแล้ว</w:t>
       </w:r>
@@ -447,23 +417,14 @@
         <w:ind w:left="720" w:hanging="360"/>
       </w:pPr>
       <w:r>
-        <w:rPr>
-          <w:cs/>
-          <w:lang w:val="en-US"/>
-        </w:rPr>
         <w:t xml:space="preserve">1.</w:t>
       </w:r>
       <w:r>
-        <w:rPr>
-          <w:cs/>
-          <w:lang w:val="en-US"/>
-        </w:rPr>
         <w:tab/>
       </w:r>
       <w:r>
         <w:rPr>
           <w:cs/>
-          <w:lang w:val="en-US"/>
         </w:rPr>
         <w:t xml:space="preserve">ขั้นตอนแรก</w:t>
       </w:r>
@@ -474,23 +435,14 @@
         <w:ind w:left="720" w:hanging="360"/>
       </w:pPr>
       <w:r>
-        <w:rPr>
-          <w:cs/>
-          <w:lang w:val="en-US"/>
-        </w:rPr>
         <w:t xml:space="preserve">2.</w:t>
       </w:r>
       <w:r>
-        <w:rPr>
-          <w:cs/>
-          <w:lang w:val="en-US"/>
-        </w:rPr>
         <w:tab/>
       </w:r>
       <w:r>
         <w:rPr>
           <w:cs/>
-          <w:lang w:val="en-US"/>
         </w:rPr>
         <w:t xml:space="preserve">ขั้นตอนที่สอง</w:t>
       </w:r>
@@ -501,23 +453,14 @@
         <w:ind w:left="1440" w:hanging="360"/>
       </w:pPr>
       <w:r>
-        <w:rPr>
-          <w:cs/>
-          <w:lang w:val="en-US"/>
-        </w:rPr>
         <w:t xml:space="preserve">1.</w:t>
       </w:r>
       <w:r>
-        <w:rPr>
-          <w:cs/>
-          <w:lang w:val="en-US"/>
-        </w:rPr>
         <w:tab/>
       </w:r>
       <w:r>
         <w:rPr>
           <w:cs/>
-          <w:lang w:val="en-US"/>
         </w:rPr>
         <w:t xml:space="preserve">ขั้นย่อย</w:t>
       </w:r>
@@ -528,23 +471,14 @@
         <w:ind w:left="720" w:hanging="360"/>
       </w:pPr>
       <w:r>
-        <w:rPr>
-          <w:cs/>
-          <w:lang w:val="en-US"/>
-        </w:rPr>
         <w:t xml:space="preserve">3.</w:t>
       </w:r>
       <w:r>
-        <w:rPr>
-          <w:cs/>
-          <w:lang w:val="en-US"/>
-        </w:rPr>
         <w:tab/>
       </w:r>
       <w:r>
         <w:rPr>
           <w:cs/>
-          <w:lang w:val="en-US"/>
         </w:rPr>
         <w:t xml:space="preserve">ขั้นตอนสุดท้าย</w:t>
       </w:r>
@@ -556,7 +490,6 @@
       <w:r>
         <w:rPr>
           <w:cs/>
-          <w:lang w:val="en-US"/>
         </w:rPr>
         <w:t xml:space="preserve">ตาราง</w:t>
       </w:r>
@@ -600,7 +533,6 @@
                 <w:b/>
                 <w:bCs/>
                 <w:cs/>
-                <w:lang w:val="en-US"/>
               </w:rPr>
               <w:t xml:space="preserve">หัวข้อ</w:t>
             </w:r>
@@ -620,7 +552,6 @@
                 <w:b/>
                 <w:bCs/>
                 <w:cs/>
-                <w:lang w:val="en-US"/>
               </w:rPr>
               <w:t xml:space="preserve">จำนวน</w:t>
             </w:r>
@@ -640,7 +571,6 @@
                 <w:b/>
                 <w:bCs/>
                 <w:cs/>
-                <w:lang w:val="en-US"/>
               </w:rPr>
               <w:t xml:space="preserve">หมายเหตุ</w:t>
             </w:r>
@@ -659,7 +589,6 @@
             <w:r>
               <w:rPr>
                 <w:cs/>
-                <w:lang w:val="en-US"/>
               </w:rPr>
               <w:t xml:space="preserve">ก</w:t>
             </w:r>
@@ -675,10 +604,6 @@
               <w:jc w:val="right"/>
             </w:pPr>
             <w:r>
-              <w:rPr>
-                <w:cs/>
-                <w:lang w:val="en-US"/>
-              </w:rPr>
               <w:t xml:space="preserve">1</w:t>
             </w:r>
           </w:p>
@@ -695,7 +620,6 @@
             <w:r>
               <w:rPr>
                 <w:cs/>
-                <w:lang w:val="en-US"/>
               </w:rPr>
               <w:t xml:space="preserve">ปกติ</w:t>
             </w:r>
@@ -714,9 +638,17 @@
             <w:r>
               <w:rPr>
                 <w:cs/>
-                <w:lang w:val="en-US"/>
               </w:rPr>
-              <w:t xml:space="preserve">ข | ค</w:t>
+              <w:t xml:space="preserve">ข </w:t>
+            </w:r>
+            <w:r>
+              <w:t xml:space="preserve">| </w:t>
+            </w:r>
+            <w:r>
+              <w:rPr>
+                <w:cs/>
+              </w:rPr>
+              <w:t xml:space="preserve">ค</w:t>
             </w:r>
           </w:p>
         </w:tc>
@@ -730,10 +662,6 @@
               <w:jc w:val="right"/>
             </w:pPr>
             <w:r>
-              <w:rPr>
-                <w:cs/>
-                <w:lang w:val="en-US"/>
-              </w:rPr>
               <w:t xml:space="preserve">22</w:t>
             </w:r>
           </w:p>
@@ -752,7 +680,6 @@
                 <w:b/>
                 <w:bCs/>
                 <w:cs/>
-                <w:lang w:val="en-US"/>
               </w:rPr>
               <w:t xml:space="preserve">หนา</w:t>
             </w:r>
@@ -770,7 +697,6 @@
       <w:r>
         <w:rPr>
           <w:cs/>
-          <w:lang w:val="en-US"/>
         </w:rPr>
         <w:t xml:space="preserve">คำพูดที่ยกมา ยาวสองบรรทัดต่อกันไปโดยไม่มีช่องว่าง</w:t>
       </w:r>
@@ -782,7 +708,6 @@
       <w:r>
         <w:rPr>
           <w:cs/>
-          <w:lang w:val="en-US"/>
         </w:rPr>
         <w:t xml:space="preserve">โค้ด</w:t>
       </w:r>
@@ -792,11 +717,22 @@
         <w:pStyle w:val="CodeBlock"/>
       </w:pPr>
       <w:r>
-        <w:rPr>
-          <w:cs/>
-          <w:lang w:val="en-US"/>
-        </w:rPr>
-        <w:t xml:space="preserve">def สวัสดี():  # comment ภาษาไทย</w:t>
+        <w:t xml:space="preserve">def </w:t>
+      </w:r>
+      <w:r>
+        <w:rPr>
+          <w:cs/>
+        </w:rPr>
+        <w:t xml:space="preserve">สวัสดี</w:t>
+      </w:r>
+      <w:r>
+        <w:t xml:space="preserve">():  # comment </w:t>
+      </w:r>
+      <w:r>
+        <w:rPr>
+          <w:cs/>
+        </w:rPr>
+        <w:t xml:space="preserve">ภาษาไทย</w:t>
       </w:r>
     </w:p>
     <w:p>
@@ -804,10 +740,6 @@
         <w:pStyle w:val="CodeBlock"/>
       </w:pPr>
       <w:r>
-        <w:rPr>
-          <w:cs/>
-          <w:lang w:val="en-US"/>
-        </w:rPr>
         <w:t xml:space="preserve">    return "hello &amp; &lt;world&gt;"</w:t>
       </w:r>
     </w:p>
@@ -816,10 +748,6 @@
         <w:pStyle w:val="CodeBlock"/>
       </w:pPr>
       <w:r>
-        <w:rPr>
-          <w:cs/>
-          <w:lang w:val="en-US"/>
-        </w:rPr>
         <w:t xml:space="preserve">indented code block</w:t>
       </w:r>
     </w:p>
@@ -828,22 +756,18 @@
       <w:r>
         <w:rPr>
           <w:cs/>
-          <w:lang w:val="en-US"/>
         </w:rPr>
         <w:t xml:space="preserve">สูตร </w:t>
       </w:r>
       <w:r>
         <w:rPr>
           <w:rFonts w:ascii="Consolas" w:hAnsi="Consolas" w:cs="TH Sarabun New"/>
-          <w:cs/>
-          <w:lang w:val="en-US"/>
         </w:rPr>
         <w:t xml:space="preserve">E = mc^2</w:t>
       </w:r>
       <w:r>
         <w:rPr>
           <w:cs/>
-          <w:lang w:val="en-US"/>
         </w:rPr>
         <w:t xml:space="preserve"> อยู่กลางประโยค</w:t>
       </w:r>
@@ -853,10 +777,6 @@
         <w:pStyle w:val="CodeBlock"/>
       </w:pPr>
       <w:r>
-        <w:rPr>
-          <w:cs/>
-          <w:lang w:val="en-US"/>
-        </w:rPr>
         <w:t xml:space="preserve">\int_0^1 x\,dx</w:t>
       </w:r>
     </w:p>
@@ -872,10 +792,6 @@
         <w:pStyle w:val="Heading2"/>
       </w:pPr>
       <w:r>
-        <w:rPr>
-          <w:cs/>
-          <w:lang w:val="en-US"/>
-        </w:rPr>
         <w:t xml:space="preserve">Setext heading</w:t>
       </w:r>
     </w:p>
@@ -884,18 +800,34 @@
       <w:r>
         <w:rPr>
           <w:cs/>
-          <w:lang w:val="en-US"/>
-        </w:rPr>
-        <w:t xml:space="preserve">ราคา 5 $ ต่อ 3 $ ไม่ใช่สูตร และ 5 &lt; 6 &amp; ©</w:t>
+        </w:rPr>
+        <w:t xml:space="preserve">ราคา </w:t>
+      </w:r>
+      <w:r>
+        <w:t xml:space="preserve">5 $ </w:t>
+      </w:r>
+      <w:r>
+        <w:rPr>
+          <w:cs/>
+        </w:rPr>
+        <w:t xml:space="preserve">ต่อ </w:t>
+      </w:r>
+      <w:r>
+        <w:t xml:space="preserve">3 $ </w:t>
+      </w:r>
+      <w:r>
+        <w:rPr>
+          <w:cs/>
+        </w:rPr>
+        <w:t xml:space="preserve">ไม่ใช่สูตร และ </w:t>
+      </w:r>
+      <w:r>
+        <w:t xml:space="preserve">5 &lt; 6 &amp; ©</w:t>
       </w:r>
     </w:p>
     <w:p>
       <w:pPr/>
       <w:r>
-        <w:rPr>
-          <w:cs/>
-          <w:lang w:val="en-US"/>
-        </w:rPr>
         <w:drawing>
           <wp:inline distT="0" distB="0" distL="0" distR="0">
             <wp:extent cx="1905000" cy="476250"/>
@@ -936,7 +868,6 @@
       <w:r>
         <w:rPr>
           <w:cs/>
-          <w:lang w:val="en-US"/>
         </w:rPr>
         <w:t xml:space="preserve">ระดับห้า</w:t>
       </w:r>
@@ -948,7 +879,6 @@
       <w:r>
         <w:rPr>
           <w:cs/>
-          <w:lang w:val="en-US"/>
         </w:rPr>
         <w:t xml:space="preserve">ระดับหก</w:t>
       </w:r>
@@ -992,22 +922,15 @@
       <w:r>
         <w:rPr>
           <w:rStyle w:val="FootnoteReference"/>
-          <w:cs/>
-          <w:lang w:val="en-US"/>
         </w:rPr>
         <w:footnoteRef/>
       </w:r>
       <w:r>
-        <w:rPr>
-          <w:cs/>
-          <w:lang w:val="en-US"/>
-        </w:rPr>
         <w:tab/>
       </w:r>
       <w:r>
         <w:rPr>
           <w:cs/>
-          <w:lang w:val="en-US"/>
         </w:rPr>
         <w:t xml:space="preserve">เชิงอรรถ </w:t>
       </w:r>
@@ -1016,14 +939,12 @@
           <w:b/>
           <w:bCs/>
           <w:cs/>
-          <w:lang w:val="en-US"/>
         </w:rPr>
         <w:t xml:space="preserve">ตัวหนา</w:t>
       </w:r>
       <w:r>
         <w:rPr>
           <w:cs/>
-          <w:lang w:val="en-US"/>
         </w:rPr>
         <w:t xml:space="preserve"> อยู่ที่นี่บรรทัดต่อของเชิงอรรถ</w:t>
       </w:r>
@@ -1040,31 +961,15 @@
       <w:jc w:val="right"/>
     </w:pPr>
     <w:r>
-      <w:rPr>
-        <w:cs/>
-        <w:lang w:val="en-US"/>
-      </w:rPr>
       <w:fldChar w:fldCharType="begin"/>
     </w:r>
     <w:r>
-      <w:rPr>
-        <w:cs/>
-        <w:lang w:val="en-US"/>
-      </w:rPr>
       <w:instrText xml:space="preserve"> PAGE </w:instrText>
     </w:r>
     <w:r>
-      <w:rPr>
-        <w:cs/>
-        <w:lang w:val="en-US"/>
-      </w:rPr>
       <w:fldChar w:fldCharType="separate"/>
     </w:r>
     <w:r>
-      <w:rPr>
-        <w:cs/>
-        <w:lang w:val="en-US"/>
-      </w:rPr>
       <w:fldChar w:fldCharType="end"/>
     </w:r>
   </w:p>
@@ -1088,7 +993,6 @@
         <w:sz w:val="30"/>
         <w:szCs w:val="30"/>
         <w:cs/>
-        <w:lang w:val="en-US"/>
       </w:rPr>
     </w:lvl>
     <w:lvl w:ilvl="1">
@@ -1104,7 +1008,6 @@
         <w:sz w:val="30"/>
         <w:szCs w:val="30"/>
         <w:cs/>
-        <w:lang w:val="en-US"/>
       </w:rPr>
     </w:lvl>
     <w:lvl w:ilvl="2">
@@ -1120,7 +1023,6 @@
         <w:sz w:val="30"/>
         <w:szCs w:val="30"/>
         <w:cs/>
-        <w:lang w:val="en-US"/>
       </w:rPr>
     </w:lvl>
     <w:lvl w:ilvl="3">
@@ -1136,7 +1038,6 @@
         <w:sz w:val="30"/>
         <w:szCs w:val="30"/>
         <w:cs/>
-        <w:lang w:val="en-US"/>
       </w:rPr>
     </w:lvl>
     <w:lvl w:ilvl="4">
@@ -1152,7 +1053,6 @@
         <w:sz w:val="30"/>
         <w:szCs w:val="30"/>
         <w:cs/>
-        <w:lang w:val="en-US"/>
       </w:rPr>
     </w:lvl>
     <w:lvl w:ilvl="5">
@@ -1168,7 +1068,6 @@
         <w:sz w:val="30"/>
         <w:szCs w:val="30"/>
         <w:cs/>
-        <w:lang w:val="en-US"/>
       </w:rPr>
     </w:lvl>
     <w:lvl w:ilvl="6">
@@ -1184,7 +1083,6 @@
         <w:sz w:val="30"/>
         <w:szCs w:val="30"/>
         <w:cs/>
-        <w:lang w:val="en-US"/>
       </w:rPr>
     </w:lvl>
     <w:lvl w:ilvl="7">
@@ -1200,7 +1098,6 @@
         <w:sz w:val="30"/>
         <w:szCs w:val="30"/>
         <w:cs/>
-        <w:lang w:val="en-US"/>
       </w:rPr>
     </w:lvl>
     <w:lvl w:ilvl="8">
@@ -1216,7 +1113,6 @@
         <w:sz w:val="30"/>
         <w:szCs w:val="30"/>
         <w:cs/>
-        <w:lang w:val="en-US"/>
       </w:rPr>
     </w:lvl>
   </w:abstractNum>
@@ -1234,7 +1130,6 @@
         <w:rFonts w:ascii="TH Sarabun New" w:hAnsi="TH Sarabun New" w:cs="TH Sarabun New" w:eastAsia="TH Sarabun New"/>
         <w:sz w:val="30"/>
         <w:szCs w:val="30"/>
-        <w:cs/>
         <w:lang w:val="en-US" w:eastAsia="en-US"/>
       </w:rPr>
     </w:rPrDefault>
@@ -1252,7 +1147,6 @@
       <w:rFonts w:ascii="TH Sarabun New" w:hAnsi="TH Sarabun New" w:cs="TH Sarabun New" w:eastAsia="TH Sarabun New"/>
       <w:sz w:val="30"/>
       <w:szCs w:val="30"/>
-      <w:cs/>
       <w:lang w:val="en-US"/>
     </w:rPr>
   </w:style>

--- a/tests/golden/sample-all-flags.docx
+++ b/tests/golden/sample-all-flags.docx
@@ -639,16 +639,7 @@
               <w:rPr>
                 <w:cs/>
               </w:rPr>
-              <w:t xml:space="preserve">ข </w:t>
-            </w:r>
-            <w:r>
-              <w:t xml:space="preserve">| </w:t>
-            </w:r>
-            <w:r>
-              <w:rPr>
-                <w:cs/>
-              </w:rPr>
-              <w:t xml:space="preserve">ค</w:t>
+              <w:t xml:space="preserve">ข | ค</w:t>
             </w:r>
           </w:p>
         </w:tc>

--- a/tests/golden/sample-all-flags.docx
+++ b/tests/golden/sample-all-flags.docx
@@ -136,7 +136,7 @@
         </w:rPr>
         <w:t xml:space="preserve"> แม้แต่อักขระเดียวดูรายละเอียดที่ </w:t>
       </w:r>
-      <w:hyperlink r:id="rId1" w:history="1">
+      <w:hyperlink r:id="rId1" w:tooltip="spec" w:history="1">
         <w:r>
           <w:rPr>
             <w:rStyle w:val="Hyperlink"/>

--- a/tests/golden/sample-all-flags.docx
+++ b/tests/golden/sample-all-flags.docx
@@ -267,6 +267,7 @@
       <w:r>
         <w:rPr>
           <w:rFonts w:ascii="Consolas" w:hAnsi="Consolas" w:cs="TH Sarabun New"/>
+          <w:noProof/>
         </w:rPr>
         <w:t xml:space="preserve">Ctrl</w:t>
       </w:r>
@@ -308,6 +309,7 @@
       <w:r>
         <w:rPr>
           <w:rFonts w:ascii="Consolas" w:hAnsi="Consolas" w:cs="TH Sarabun New"/>
+          <w:noProof/>
         </w:rPr>
         <w:t xml:space="preserve">code span</w:t>
       </w:r>
@@ -708,6 +710,9 @@
         <w:pStyle w:val="CodeBlock"/>
       </w:pPr>
       <w:r>
+        <w:rPr>
+          <w:noProof/>
+        </w:rPr>
         <w:t xml:space="preserve">def </w:t>
       </w:r>
       <w:r>
@@ -717,6 +722,9 @@
         <w:t xml:space="preserve">สวัสดี</w:t>
       </w:r>
       <w:r>
+        <w:rPr>
+          <w:noProof/>
+        </w:rPr>
         <w:t xml:space="preserve">():  # comment </w:t>
       </w:r>
       <w:r>
@@ -731,6 +739,9 @@
         <w:pStyle w:val="CodeBlock"/>
       </w:pPr>
       <w:r>
+        <w:rPr>
+          <w:noProof/>
+        </w:rPr>
         <w:t xml:space="preserve">    return "hello &amp; &lt;world&gt;"</w:t>
       </w:r>
     </w:p>
@@ -739,6 +750,9 @@
         <w:pStyle w:val="CodeBlock"/>
       </w:pPr>
       <w:r>
+        <w:rPr>
+          <w:noProof/>
+        </w:rPr>
         <w:t xml:space="preserve">indented code block</w:t>
       </w:r>
     </w:p>
@@ -753,6 +767,7 @@
       <w:r>
         <w:rPr>
           <w:rFonts w:ascii="Consolas" w:hAnsi="Consolas" w:cs="TH Sarabun New"/>
+          <w:noProof/>
         </w:rPr>
         <w:t xml:space="preserve">E = mc^2</w:t>
       </w:r>
@@ -768,6 +783,9 @@
         <w:pStyle w:val="CodeBlock"/>
       </w:pPr>
       <w:r>
+        <w:rPr>
+          <w:noProof/>
+        </w:rPr>
         <w:t xml:space="preserve">\int_0^1 x\,dx</w:t>
       </w:r>
     </w:p>

--- a/tests/golden/sample-all-flags.docx
+++ b/tests/golden/sample-all-flags.docx
@@ -529,6 +529,7 @@
           <w:p>
             <w:pPr>
               <w:spacing w:after="0"/>
+              <w:jc w:val="left"/>
             </w:pPr>
             <w:r>
               <w:rPr>
@@ -587,6 +588,7 @@
           <w:p>
             <w:pPr>
               <w:spacing w:after="0"/>
+              <w:jc w:val="left"/>
             </w:pPr>
             <w:r>
               <w:rPr>
@@ -636,6 +638,7 @@
           <w:p>
             <w:pPr>
               <w:spacing w:after="0"/>
+              <w:jc w:val="left"/>
             </w:pPr>
             <w:r>
               <w:rPr>

--- a/tests/golden/sample-all-flags.docx
+++ b/tests/golden/sample-all-flags.docx
@@ -1155,6 +1155,10 @@
   <w:style w:type="paragraph" w:default="1" w:styleId="Normal">
     <w:name w:val="Normal"/>
     <w:qFormat/>
+    <w:pPr>
+      <w:spacing w:after="120" w:line="240" w:lineRule="auto"/>
+      <w:jc w:val="thaiDistribute"/>
+    </w:pPr>
     <w:rPr>
       <w:rFonts w:ascii="TH Sarabun New" w:hAnsi="TH Sarabun New" w:cs="TH Sarabun New" w:eastAsia="TH Sarabun New"/>
       <w:sz w:val="30"/>
